--- a/docs/exports/C06/C06_Effets.docx
+++ b/docs/exports/C06/C06_Effets.docx
@@ -23,7 +23,7 @@
         <w:pStyle w:val="Abstract"/>
       </w:pPr>
       <w:r>
-        <w:t xml:space="preserve">Cette section sert à introduire la géostatistique. L’idée n’est pas seulement de donner des définitions, mais de comprendre pourquoi ces méthodes sont utiles en contexte minier. En pratique, on travaille presque toujours avec peu de données par rapport au volume réel du gisement. Il faut donc se demander comment les teneurs changent dans l’espace, jusqu’où les données peuvent être utilisées et quelle incertitude reste dans le modèle. C’est à partir de ces questions que l’on introduira les notions de variable régionalisée, de corrélation spatiale, d’effet de support et d’effet d’information. Les ateliers interactifs serviront à manipuler ces idées directement. Des exercices sont aussi proposés à la fin pour vérifier la compréhension.</w:t>
+        <w:t xml:space="preserve">Ce chapitre présente les deux concepts fondamentaux à l’origine du développement théorique de la géostatistique : l’effet de support et l’effet d’information. En contexte minier, le nombre de données disponibles demeure presque toujours faible par rapport au volume réel du gisement. Il est donc essentiel de comprendre la variabilité spatiale des teneurs, la portée de l’information fournie par les données et l’incertitude qui subsiste dans le modèle. La variable régionalisée et la fonction aléatoire sont d’abord introduites, puis la corrélation spatiale qui les caractérise. L’effet de support est ensuite étudié de même que l’effet d’information. Ces notions conduisent finalement à l’étude de l’incertitude, du risque et de la prise de décision dans l’estimation des ressources. Des ateliers interactifs permettent de manipuler ces concepts.</w:t>
       </w:r>
     </w:p>
     <w:sdt>
@@ -45,7 +45,7 @@
         <w:p>
           <w:r>
             <w:fldChar w:fldCharType="begin" w:dirty="true"/>
-            <w:instrText xml:space="preserve">TOC \o "1-3" \h \z \u</w:instrText>
+            <w:instrText xml:space="preserve">TOC \o "1-4" \h \z \u</w:instrText>
             <w:fldChar w:fldCharType="separate"/>
             <w:fldChar w:fldCharType="end"/>
           </w:r>
@@ -155,13 +155,24 @@
           </w:tcPr>
           <w:p>
             <w:pPr>
+              <w:pStyle w:val="BodyText"/>
+            </w:pPr>
+            <w:pPr>
+              <w:spacing w:before="16"/>
+            </w:pPr>
+            <w:r>
+              <w:t xml:space="preserve">À la fin de ce chapitre, vous serez en mesure de :</w:t>
+            </w:r>
+          </w:p>
+          <w:p>
+            <w:pPr>
               <w:numPr>
                 <w:ilvl w:val="0"/>
                 <w:numId w:val="1001"/>
               </w:numPr>
             </w:pPr>
             <w:r>
-              <w:t xml:space="preserve">Définir ce qu’est la géostatistique et expliquer son rôle dans les géosciences, en particulier en géologie minière ;</w:t>
+              <w:t xml:space="preserve">Expliquer l’utilité de la géostatistique pour l’estimation des ressources en géologie minière ;</w:t>
             </w:r>
           </w:p>
           <w:p>
@@ -172,7 +183,7 @@
               </w:numPr>
             </w:pPr>
             <w:r>
-              <w:t xml:space="preserve">Identifier les principaux concepts des modèles spatiaux (corrélation spatiale, variable régionalisée, effet de support, effet d’information) ;</w:t>
+              <w:t xml:space="preserve">Définir une variable régionalisée et une fonction aléatoire, et reconnaître le rôle de la corrélation spatiale ;</w:t>
             </w:r>
           </w:p>
           <w:p>
@@ -183,7 +194,7 @@
               </w:numPr>
             </w:pPr>
             <w:r>
-              <w:t xml:space="preserve">Expliquer les notions d’incertitude, de risque et de prise de décision dans le contexte de l’estimation des ressources ;</w:t>
+              <w:t xml:space="preserve">Comprendre l’effet de support et ses conséquences sur la distribution des teneurs ;</w:t>
             </w:r>
           </w:p>
           <w:p>
@@ -194,20 +205,31 @@
               </w:numPr>
             </w:pPr>
             <w:r>
-              <w:t xml:space="preserve">Relier ces notions au modèle de blocs introduit au chapitre 1.</w:t>
+              <w:t xml:space="preserve">Comprendre l’effet d’information et ses conséquences sur la classification minerai/stérile ;</w:t>
+            </w:r>
+          </w:p>
+          <w:p>
+            <w:pPr>
+              <w:numPr>
+                <w:ilvl w:val="0"/>
+                <w:numId w:val="1001"/>
+              </w:numPr>
+            </w:pPr>
+            <w:r>
+              <w:t xml:space="preserve">Expliquer les notions d’incertitude, de risque et de prise de décision en contexte minier.</w:t>
             </w:r>
           </w:p>
           <w:p/>
         </w:tc>
       </w:tr>
     </w:tbl>
-    <w:bookmarkStart w:id="48" w:name="motivations-définitions-et-applications"/>
+    <w:bookmarkStart w:id="54" w:name="pourquoi-la-géostatistique"/>
     <w:p>
       <w:pPr>
         <w:pStyle w:val="Heading2"/>
       </w:pPr>
       <w:r>
-        <w:t xml:space="preserve">1 Motivations, définitions et applications</w:t>
+        <w:t xml:space="preserve">1 Pourquoi la géostatistique ?</w:t>
       </w:r>
     </w:p>
     <w:p>
@@ -215,7 +237,7 @@
         <w:pStyle w:val="FirstParagraph"/>
       </w:pPr>
       <w:r>
-        <w:t xml:space="preserve">En géosciences, la majorité des phénomènes d’intérêt sont observés de manière partielle et indirecte. Les données disponibles sont souvent rares, coûteuses à acquérir et distribuées de façon irrégulière dans l’espace. Pourtant, les décisions à prendre — estimation de ressources, caractérisation de réservoirs hydrogéologiques, évaluation des risques géotechniques — nécessitent une connaissance la plus complète possible du milieu étudié.</w:t>
+        <w:t xml:space="preserve">Les méthodes d’interpolation déterministes attribuent une valeur aux positions non échantillonnées selon une règle mathématique ou géométrique. Plusieurs d’entre elles utilisent la distance aux observations, mais elles ne reposent pas sur un modèle probabiliste de la variabilité spatiale.</w:t>
       </w:r>
     </w:p>
     <w:p>
@@ -223,7 +245,7 @@
         <w:pStyle w:val="BodyText"/>
       </w:pPr>
       <w:r>
-        <w:t xml:space="preserve">La géostatistique répond précisément à ce problème : comment reconstruire un modèle géologique à partir d’un ensemble limité d’observations ? Autrement dit, comment exploiter l’information contenue dans des données de terrain localisées pour prédire les valeurs dans les zones non échantillonnées, tout en quantifiant l’incertitude associée à ces prédictions ?</w:t>
+        <w:t xml:space="preserve">Elles ne permettent donc pas, à elles seules, de quantifier l’incertitude associée à une estimation. Elles ne décrivent pas non plus explicitement la dépendance entre les observations ni la redondance de l’information lorsque plusieurs données sont rapprochées ou présentent une organisation spatiale similaire.</w:t>
       </w:r>
     </w:p>
     <w:p>
@@ -231,16 +253,24 @@
         <w:pStyle w:val="BodyText"/>
       </w:pPr>
       <w:r>
-        <w:t xml:space="preserve">Cette problématique est centrale en géologie minière, où les décisions d’exploitation reposent sur un nombre limité de forages, mais elle est tout aussi fondamentale dans de nombreux domaines des géosciences : géotechnique, géophysique, hydrogéologie, hydrologie, environnement, etc.</w:t>
-      </w:r>
-    </w:p>
-    <w:bookmarkStart w:id="32" w:name="définitions-fondamentales"/>
+        <w:t xml:space="preserve">La géostatistique aborde le problème dans un cadre probabiliste. Elle cherche d’abord à caractériser la structure spatiale du phénomène, puis à utiliser cette structure pour estimer les valeurs inconnues et quantifier l’incertitude associée à ces estimations. Cette incertitude demeure conditionnelle aux données disponibles, au modèle spatial retenu et aux hypothèses sur lesquelles repose l’analyse.</w:t>
+      </w:r>
+    </w:p>
+    <w:p>
+      <w:pPr>
+        <w:pStyle w:val="BodyText"/>
+      </w:pPr>
+      <w:r>
+        <w:t xml:space="preserve">Le passage de la variable régionalisée à la fonction aléatoire constitue le principal changement de perspective introduit dans ce chapitre.</w:t>
+      </w:r>
+    </w:p>
+    <w:bookmarkStart w:id="37" w:name="Xbe7669ef4277f45172f9513654e807e26fb72f2"/>
     <w:p>
       <w:pPr>
         <w:pStyle w:val="Heading3"/>
       </w:pPr>
       <w:r>
-        <w:t xml:space="preserve">1.1 Définitions fondamentales</w:t>
+        <w:t xml:space="preserve">1.1 Variable régionalisée et dépendance spatiale</w:t>
       </w:r>
     </w:p>
     <w:p>
@@ -248,7 +278,15 @@
         <w:pStyle w:val="FirstParagraph"/>
       </w:pPr>
       <w:r>
-        <w:t xml:space="preserve">En géosciences, on s’intéresse souvent à des phénomènes naturels distribués dans l’espace (et parfois dans le temps), tels que la teneur d’un minerai, la porosité d’une roche ou la perméabilité d’un aquifère. Ces phénomènes peuvent être représentés par une variable aléatoire régionalisée.</w:t>
+        <w:t xml:space="preserve">Un phénomène est dit régionalisé lorsqu’il se déploie dans un domaine spatial et que ses propriétés varient selon la position. La teneur d’un gisement, l’altitude d’une surface ou la conductivité hydraulique d’un aquifère sont des exemples de phénomènes régionalisés.</w:t>
+      </w:r>
+    </w:p>
+    <w:p>
+      <w:pPr>
+        <w:pStyle w:val="BodyText"/>
+      </w:pPr>
+      <w:r>
+        <w:t xml:space="preserve">Une variable régionalisée est une fonction numérique qui décrit l’une des propriétés de ce phénomène.</w:t>
       </w:r>
     </w:p>
     <w:tbl>
@@ -360,7 +398,53 @@
               <w:spacing w:before="16" w:after="16"/>
             </w:pPr>
             <w:r>
-              <w:t xml:space="preserve">Une variable est dite « régionalisée » lorsque les valeurs qu’elle prend dépendent de sa position dans l’espace et/ou dans le temps</w:t>
+              <w:t xml:space="preserve">Une variable régionalisée, notée</w:t>
+            </w:r>
+            <w:r>
+              <w:t xml:space="preserve"> </w:t>
+            </w:r>
+            <m:oMath>
+              <m:r>
+                <m:t>z</m:t>
+              </m:r>
+              <m:d>
+                <m:dPr>
+                  <m:begChr m:val="("/>
+                  <m:sepChr m:val=""/>
+                  <m:endChr m:val=")"/>
+                  <m:grow/>
+                </m:dPr>
+                <m:e>
+                  <m:r>
+                    <m:rPr>
+                      <m:sty m:val="b"/>
+                    </m:rPr>
+                    <m:t>x</m:t>
+                  </m:r>
+                </m:e>
+              </m:d>
+            </m:oMath>
+            <w:r>
+              <w:t xml:space="preserve">, est une fonction définie dans un domaine spatial (</w:t>
+            </w:r>
+            <m:oMath>
+              <m:r>
+                <m:t>D</m:t>
+              </m:r>
+            </m:oMath>
+            <w:r>
+              <w:t xml:space="preserve">), qui associe une valeur à chaque position (</w:t>
+            </w:r>
+            <m:oMath>
+              <m:r>
+                <m:rPr>
+                  <m:sty m:val="b"/>
+                </m:rPr>
+                <m:t>x</m:t>
+              </m:r>
+            </m:oMath>
+            <w:r>
+              <w:t xml:space="preserve">). Elle représente le phénomène réel étudié, dont seule une partie est généralement observée</w:t>
             </w:r>
             <w:r>
               <w:rPr>
@@ -381,7 +465,105 @@
         <w:pStyle w:val="BodyText"/>
       </w:pPr>
       <w:r>
-        <w:t xml:space="preserve">Contrairement aux variables aléatoires classiques, les valeurs d’une variable régionalisée ne sont généralement pas indépendantes les unes des autres. Elles présentent une corrélation spatiale, c’est-à-dire que deux valeurs mesurées à des emplacements proches ont tendance, en moyenne, à être plus similaires que deux valeurs éloignées. Autrement dit, la distance entre les points joue un rôle central dans la relation entre les observations.</w:t>
+        <w:t xml:space="preserve">La variable régionalisée peut présenter une organisation spatiale : ses valeurs peuvent varier progressivement, présenter des discontinuités, des anisotropies ou plusieurs échelles de variabilité (</w:t>
+      </w:r>
+      <w:hyperlink w:anchor="fig-c6-formes-organisation">
+        <w:r>
+          <w:rPr>
+            <w:rStyle w:val="Hyperlink"/>
+          </w:rPr>
+          <w:t xml:space="preserve">Figure 1</w:t>
+        </w:r>
+      </w:hyperlink>
+      <w:r>
+        <w:t xml:space="preserve">). La proximité entre deux observations n’implique donc pas nécessairement qu’elles soient semblables, même si cette propriété est fréquente pour de nombreux phénomènes naturels.</w:t>
+      </w:r>
+    </w:p>
+    <w:tbl>
+      <w:tblPr>
+        <w:tblStyle w:val="Table"/>
+        <w:tblW w:type="pct" w:w="5000"/>
+        <w:tblLayout w:type="fixed"/>
+        <w:tblLook w:firstRow="0" w:lastRow="0" w:firstColumn="0" w:lastColumn="0" w:noHBand="0" w:noVBand="0" w:val="0000"/>
+      </w:tblPr>
+      <w:tblGrid>
+        <w:gridCol w:w="7920"/>
+      </w:tblGrid>
+      <w:tr>
+        <w:tc>
+          <w:tcPr/>
+          <w:bookmarkStart w:id="30" w:name="fig-c6-formes-organisation"/>
+          <w:p>
+            <w:pPr>
+              <w:pStyle w:val="Compact"/>
+              <w:jc w:val="center"/>
+            </w:pPr>
+            <w:r>
+              <w:drawing>
+                <wp:inline>
+                  <wp:extent cx="5334000" cy="4940011"/>
+                  <wp:effectExtent b="0" l="0" r="0" t="0"/>
+                  <wp:docPr descr="" title="" id="28" name="Picture"/>
+                  <a:graphic>
+                    <a:graphicData uri="http://schemas.openxmlformats.org/drawingml/2006/picture">
+                      <pic:pic>
+                        <pic:nvPicPr>
+                          <pic:cNvPr descr="images/c6_02_formes_organisation.png" id="29" name="Picture"/>
+                          <pic:cNvPicPr>
+                            <a:picLocks noChangeArrowheads="1" noChangeAspect="1"/>
+                          </pic:cNvPicPr>
+                        </pic:nvPicPr>
+                        <pic:blipFill>
+                          <a:blip r:embed="rId27"/>
+                          <a:stretch>
+                            <a:fillRect/>
+                          </a:stretch>
+                        </pic:blipFill>
+                        <pic:spPr bwMode="auto">
+                          <a:xfrm>
+                            <a:off x="0" y="0"/>
+                            <a:ext cx="5334000" cy="4940011"/>
+                          </a:xfrm>
+                          <a:prstGeom prst="rect">
+                            <a:avLst/>
+                          </a:prstGeom>
+                          <a:noFill/>
+                          <a:ln w="9525">
+                            <a:noFill/>
+                            <a:headEnd/>
+                            <a:tailEnd/>
+                          </a:ln>
+                        </pic:spPr>
+                      </pic:pic>
+                    </a:graphicData>
+                  </a:graphic>
+                </wp:inline>
+              </w:drawing>
+            </w:r>
+          </w:p>
+          <w:p>
+            <w:pPr>
+              <w:jc w:val="center"/>
+            </w:pPr>
+            <w:pPr>
+              <w:jc w:val="left"/>
+              <w:spacing w:before="200"/>
+              <w:pStyle w:val="ImageCaption"/>
+            </w:pPr>
+            <w:r>
+              <w:t xml:space="preserve">Figure 1: Quatre formes d’organisation spatiale : variation progressive, discontinuités en faciès, anisotropie et échelles emboîtées.</w:t>
+            </w:r>
+          </w:p>
+          <w:bookmarkEnd w:id="30"/>
+        </w:tc>
+      </w:tr>
+    </w:tbl>
+    <w:p>
+      <w:pPr>
+        <w:pStyle w:val="BodyText"/>
+      </w:pPr>
+      <w:r>
+        <w:t xml:space="preserve">Pour représenter cette organisation dans un cadre probabiliste, la géostatistique introduit la notion de dépendance spatiale.</w:t>
       </w:r>
     </w:p>
     <w:tbl>
@@ -425,12 +607,12 @@
                 <wp:inline>
                   <wp:extent cx="152400" cy="152400"/>
                   <wp:effectExtent b="0" l="0" r="0" t="0"/>
-                  <wp:docPr descr="" title="" id="27" name="Picture"/>
+                  <wp:docPr descr="" title="" id="31" name="Picture"/>
                   <a:graphic>
                     <a:graphicData uri="http://schemas.openxmlformats.org/drawingml/2006/picture">
                       <pic:pic>
                         <pic:nvPicPr>
-                          <pic:cNvPr descr="C:\Users\danyl\AppData\Local\Programs\Quarto\share\formats\docx\note.png" id="28" name="Picture"/>
+                          <pic:cNvPr descr="C:\Users\danyl\AppData\Local\Programs\Quarto\share\formats\docx\note.png" id="32" name="Picture"/>
                           <pic:cNvPicPr>
                             <a:picLocks noChangeArrowheads="1" noChangeAspect="1"/>
                           </pic:cNvPicPr>
@@ -469,7 +651,7 @@
               <w:t xml:space="preserve"> </w:t>
             </w:r>
             <w:r>
-              <w:t xml:space="preserve">Définition — Corrélation spatiale</w:t>
+              <w:t xml:space="preserve">Définition — Dépendance spatiale</w:t>
             </w:r>
           </w:p>
         </w:tc>
@@ -493,7 +675,7 @@
               <w:spacing w:before="16" w:after="16"/>
             </w:pPr>
             <w:r>
-              <w:t xml:space="preserve">Décrit la dépendance entre les valeurs d’une même variable régionalisée observées en différents points de l’espace. Elle indique dans quelle mesure deux observations spatialement proches tendent à se ressembler davantage que deux observations éloignées.</w:t>
+              <w:t xml:space="preserve">La dépendance spatiale désigne la relation statistique entre les valeurs du phénomène à différentes positions. Elle décrit la manière dont cette relation évolue en fonction du vecteur de séparation entre les positions, notamment de sa distance et de son orientation.</w:t>
             </w:r>
           </w:p>
           <w:p/>
@@ -505,28 +687,228 @@
         <w:pStyle w:val="BodyText"/>
       </w:pPr>
       <w:r>
-        <w:t xml:space="preserve">Cette corrélation se mesure : elle est en général forte entre points voisins et diminue à mesure que la distance</w:t>
+        <w:t xml:space="preserve">Selon les hypothèses retenues, cette dépendance peut être caractérisée par la covariance, la corrélation ou le variogramme (</w:t>
+      </w:r>
+      <w:hyperlink w:anchor="fig-c6-correlation-distance">
+        <w:r>
+          <w:rPr>
+            <w:rStyle w:val="Hyperlink"/>
+          </w:rPr>
+          <w:t xml:space="preserve">Figure 2</w:t>
+        </w:r>
+      </w:hyperlink>
+      <w:r>
+        <w:t xml:space="preserve">). Dans la suite de cet ouvrage, le variogramme sera principalement utilisé pour décrire l’évolution de la variabilité en fonction de la séparation spatiale.</w:t>
+      </w:r>
+    </w:p>
+    <w:tbl>
+      <w:tblPr>
+        <w:tblStyle w:val="Table"/>
+        <w:tblW w:type="pct" w:w="5000"/>
+        <w:tblLayout w:type="fixed"/>
+        <w:tblLook w:firstRow="0" w:lastRow="0" w:firstColumn="0" w:lastColumn="0" w:noHBand="0" w:noVBand="0" w:val="0000"/>
+      </w:tblPr>
+      <w:tblGrid>
+        <w:gridCol w:w="7920"/>
+      </w:tblGrid>
+      <w:tr>
+        <w:tc>
+          <w:tcPr/>
+          <w:bookmarkStart w:id="36" w:name="fig-c6-correlation-distance"/>
+          <w:p>
+            <w:pPr>
+              <w:pStyle w:val="Compact"/>
+              <w:jc w:val="center"/>
+            </w:pPr>
+            <w:r>
+              <w:drawing>
+                <wp:inline>
+                  <wp:extent cx="4800600" cy="2810259"/>
+                  <wp:effectExtent b="0" l="0" r="0" t="0"/>
+                  <wp:docPr descr="" title="" id="34" name="Picture"/>
+                  <a:graphic>
+                    <a:graphicData uri="http://schemas.openxmlformats.org/drawingml/2006/picture">
+                      <pic:pic>
+                        <pic:nvPicPr>
+                          <pic:cNvPr descr="images/c6_03_correlation_distance.png" id="35" name="Picture"/>
+                          <pic:cNvPicPr>
+                            <a:picLocks noChangeArrowheads="1" noChangeAspect="1"/>
+                          </pic:cNvPicPr>
+                        </pic:nvPicPr>
+                        <pic:blipFill>
+                          <a:blip r:embed="rId33"/>
+                          <a:stretch>
+                            <a:fillRect/>
+                          </a:stretch>
+                        </pic:blipFill>
+                        <pic:spPr bwMode="auto">
+                          <a:xfrm>
+                            <a:off x="0" y="0"/>
+                            <a:ext cx="4800600" cy="2810259"/>
+                          </a:xfrm>
+                          <a:prstGeom prst="rect">
+                            <a:avLst/>
+                          </a:prstGeom>
+                          <a:noFill/>
+                          <a:ln w="9525">
+                            <a:noFill/>
+                            <a:headEnd/>
+                            <a:tailEnd/>
+                          </a:ln>
+                        </pic:spPr>
+                      </pic:pic>
+                    </a:graphicData>
+                  </a:graphic>
+                </wp:inline>
+              </w:drawing>
+            </w:r>
+          </w:p>
+          <w:p>
+            <w:pPr>
+              <w:jc w:val="center"/>
+            </w:pPr>
+            <w:pPr>
+              <w:jc w:val="left"/>
+              <w:spacing w:before="200"/>
+              <w:pStyle w:val="ImageCaption"/>
+            </w:pPr>
+            <w:r>
+              <w:t xml:space="preserve">Figure 2: Corrélation spatiale : nuages de</w:t>
+            </w:r>
+            <w:r>
+              <w:t xml:space="preserve"> </w:t>
+            </w:r>
+            <m:oMath>
+              <m:r>
+                <m:t>Z</m:t>
+              </m:r>
+              <m:d>
+                <m:dPr>
+                  <m:begChr m:val="("/>
+                  <m:sepChr m:val=""/>
+                  <m:endChr m:val=")"/>
+                  <m:grow/>
+                </m:dPr>
+                <m:e>
+                  <m:r>
+                    <m:rPr>
+                      <m:sty m:val="b"/>
+                    </m:rPr>
+                    <m:t>x</m:t>
+                  </m:r>
+                </m:e>
+              </m:d>
+            </m:oMath>
+            <w:r>
+              <w:t xml:space="preserve"> </w:t>
+            </w:r>
+            <w:r>
+              <w:t xml:space="preserve">vs</w:t>
+            </w:r>
+            <w:r>
+              <w:t xml:space="preserve"> </w:t>
+            </w:r>
+            <m:oMath>
+              <m:r>
+                <m:t>Z</m:t>
+              </m:r>
+              <m:d>
+                <m:dPr>
+                  <m:begChr m:val="("/>
+                  <m:sepChr m:val=""/>
+                  <m:endChr m:val=")"/>
+                  <m:grow/>
+                </m:dPr>
+                <m:e>
+                  <m:r>
+                    <m:rPr>
+                      <m:sty m:val="b"/>
+                    </m:rPr>
+                    <m:t>x</m:t>
+                  </m:r>
+                  <m:r>
+                    <m:rPr>
+                      <m:sty m:val="p"/>
+                    </m:rPr>
+                    <m:t>+</m:t>
+                  </m:r>
+                  <m:r>
+                    <m:rPr>
+                      <m:sty m:val="b"/>
+                    </m:rPr>
+                    <m:t>h</m:t>
+                  </m:r>
+                </m:e>
+              </m:d>
+            </m:oMath>
+            <w:r>
+              <w:t xml:space="preserve"> </w:t>
+            </w:r>
+            <w:r>
+              <w:t xml:space="preserve">pour un petit</w:t>
+            </w:r>
+            <w:r>
+              <w:t xml:space="preserve"> </w:t>
+            </w:r>
+            <m:oMath>
+              <m:r>
+                <m:rPr>
+                  <m:sty m:val="b"/>
+                </m:rPr>
+                <m:t>h</m:t>
+              </m:r>
+            </m:oMath>
+            <w:r>
+              <w:t xml:space="preserve"> </w:t>
+            </w:r>
+            <w:r>
+              <w:t xml:space="preserve">(corrélés) et un grand</w:t>
+            </w:r>
+            <w:r>
+              <w:t xml:space="preserve"> </w:t>
+            </w:r>
+            <m:oMath>
+              <m:r>
+                <m:rPr>
+                  <m:sty m:val="b"/>
+                </m:rPr>
+                <m:t>h</m:t>
+              </m:r>
+            </m:oMath>
+            <w:r>
+              <w:t xml:space="preserve"> </w:t>
+            </w:r>
+            <w:r>
+              <w:t xml:space="preserve">(décorrélés).</w:t>
+            </w:r>
+          </w:p>
+          <w:bookmarkEnd w:id="36"/>
+        </w:tc>
+      </w:tr>
+    </w:tbl>
+    <w:bookmarkEnd w:id="37"/>
+    <w:bookmarkStart w:id="47" w:name="fonction-aléatoire"/>
+    <w:p>
+      <w:pPr>
+        <w:pStyle w:val="Heading3"/>
+      </w:pPr>
+      <w:r>
+        <w:t xml:space="preserve">1.2 Fonction aléatoire</w:t>
+      </w:r>
+    </w:p>
+    <w:p>
+      <w:pPr>
+        <w:pStyle w:val="FirstParagraph"/>
+      </w:pPr>
+      <w:r>
+        <w:t xml:space="preserve">La variable régionalisée</w:t>
       </w:r>
       <w:r>
         <w:t xml:space="preserve"> </w:t>
       </w:r>
       <m:oMath>
         <m:r>
-          <m:t>h</m:t>
-        </m:r>
-      </m:oMath>
-      <w:r>
-        <w:t xml:space="preserve"> </w:t>
-      </w:r>
-      <w:r>
-        <w:t xml:space="preserve">augmente. Nous la quantifierons au prochain chapitre à l’aide du corrélogramme</w:t>
-      </w:r>
-      <w:r>
-        <w:t xml:space="preserve"> </w:t>
-      </w:r>
-      <m:oMath>
-        <m:r>
-          <m:t>ρ</m:t>
+          <m:t>z</m:t>
         </m:r>
         <m:d>
           <m:dPr>
@@ -540,18 +922,31 @@
               <m:rPr>
                 <m:sty m:val="b"/>
               </m:rPr>
-              <m:t>h</m:t>
+              <m:t>x</m:t>
             </m:r>
           </m:e>
         </m:d>
+      </m:oMath>
+      <w:r>
+        <w:t xml:space="preserve"> </w:t>
+      </w:r>
+      <w:r>
+        <w:t xml:space="preserve">représente une réalité unique, mais seulement partiellement connue. Dans un gisement, par exemple, les teneurs existent dans l’ensemble du volume, mais elles ne sont observées qu’aux emplacements échantillonnés. Les données disponibles ne permettent donc pas de déterminer de manière unique les valeurs situées entre les forages.</w:t>
+      </w:r>
+    </w:p>
+    <w:p>
+      <w:pPr>
+        <w:pStyle w:val="BodyText"/>
+      </w:pPr>
+      <w:r>
+        <w:t xml:space="preserve">Pour représenter cette information incomplète, la variable régionalisée est considérée comme une réalisation d’une fonction aléatoire</w:t>
+      </w:r>
+      <w:r>
+        <w:t xml:space="preserve"> </w:t>
+      </w:r>
+      <m:oMath>
         <m:r>
-          <m:rPr>
-            <m:sty m:val="p"/>
-          </m:rPr>
-          <m:t>=</m:t>
-        </m:r>
-        <m:r>
-          <m:t>C</m:t>
+          <m:t>Z</m:t>
         </m:r>
         <m:d>
           <m:dPr>
@@ -565,46 +960,13 @@
               <m:rPr>
                 <m:sty m:val="b"/>
               </m:rPr>
-              <m:t>h</m:t>
-            </m:r>
-          </m:e>
-        </m:d>
-        <m:r>
-          <m:rPr>
-            <m:sty m:val="p"/>
-          </m:rPr>
-          <m:t>/</m:t>
-        </m:r>
-        <m:r>
-          <m:t>C</m:t>
-        </m:r>
-        <m:d>
-          <m:dPr>
-            <m:begChr m:val="("/>
-            <m:sepChr m:val=""/>
-            <m:endChr m:val=")"/>
-            <m:grow/>
-          </m:dPr>
-          <m:e>
-            <m:r>
-              <m:t>0</m:t>
+              <m:t>x</m:t>
             </m:r>
           </m:e>
         </m:d>
       </m:oMath>
       <w:r>
-        <w:t xml:space="preserve"> </w:t>
-      </w:r>
-      <w:r>
-        <w:t xml:space="preserve">et du variogramme.</w:t>
-      </w:r>
-    </w:p>
-    <w:p>
-      <w:pPr>
-        <w:pStyle w:val="BodyText"/>
-      </w:pPr>
-      <w:r>
-        <w:t xml:space="preserve">C’est précisément l’existence de cette dépendance spatiale qui justifie l’utilisation de méthodes spécifiques pour analyser et modéliser ces phénomènes. La géostatistique est la discipline qui fournit ces outils.</w:t>
+        <w:t xml:space="preserve">.</w:t>
       </w:r>
     </w:p>
     <w:tbl>
@@ -648,12 +1010,12 @@
                 <wp:inline>
                   <wp:extent cx="152400" cy="152400"/>
                   <wp:effectExtent b="0" l="0" r="0" t="0"/>
-                  <wp:docPr descr="" title="" id="29" name="Picture"/>
+                  <wp:docPr descr="" title="" id="38" name="Picture"/>
                   <a:graphic>
                     <a:graphicData uri="http://schemas.openxmlformats.org/drawingml/2006/picture">
                       <pic:pic>
                         <pic:nvPicPr>
-                          <pic:cNvPr descr="C:\Users\danyl\AppData\Local\Programs\Quarto\share\formats\docx\note.png" id="30" name="Picture"/>
+                          <pic:cNvPr descr="C:\Users\danyl\AppData\Local\Programs\Quarto\share\formats\docx\note.png" id="39" name="Picture"/>
                           <pic:cNvPicPr>
                             <a:picLocks noChangeArrowheads="1" noChangeAspect="1"/>
                           </pic:cNvPicPr>
@@ -692,7 +1054,7 @@
               <w:t xml:space="preserve"> </w:t>
             </w:r>
             <w:r>
-              <w:t xml:space="preserve">Définition — Géostatistique</w:t>
+              <w:t xml:space="preserve">Définition — Fonction aléatoire</w:t>
             </w:r>
           </w:p>
         </w:tc>
@@ -716,16 +1078,99 @@
               <w:spacing w:before="16" w:after="16"/>
             </w:pPr>
             <w:r>
-              <w:t xml:space="preserve">Ensemble de méthodes statistiques et mathématiques, fondées sur la théorie des fonctions aléatoires, utilisées pour modéliser, estimer, simuler et cartographier des phénomènes spatialement corrélés, c’est-à-dire des variables régionalisées</w:t>
-            </w:r>
-            <w:r>
-              <w:rPr>
-                <w:rStyle w:val="FootnoteReference"/>
-              </w:rPr>
-              <w:footnoteReference w:id="31"/>
-            </w:r>
-            <w:r>
-              <w:t xml:space="preserve">.</w:t>
+              <w:t xml:space="preserve">Une fonction aléatoire, notée</w:t>
+            </w:r>
+            <w:r>
+              <w:t xml:space="preserve"> </w:t>
+            </w:r>
+            <m:oMath>
+              <m:r>
+                <m:t>Z</m:t>
+              </m:r>
+              <m:d>
+                <m:dPr>
+                  <m:begChr m:val="("/>
+                  <m:sepChr m:val=""/>
+                  <m:endChr m:val=")"/>
+                  <m:grow/>
+                </m:dPr>
+                <m:e>
+                  <m:r>
+                    <m:rPr>
+                      <m:sty m:val="b"/>
+                    </m:rPr>
+                    <m:t>x</m:t>
+                  </m:r>
+                </m:e>
+              </m:d>
+              <m:r>
+                <m:rPr>
+                  <m:sty m:val="p"/>
+                </m:rPr>
+                <m:t>,</m:t>
+              </m:r>
+              <m:r>
+                <m:rPr>
+                  <m:sty m:val="b"/>
+                </m:rPr>
+                <m:t>x</m:t>
+              </m:r>
+              <m:r>
+                <m:rPr>
+                  <m:sty m:val="p"/>
+                </m:rPr>
+                <m:t>∈</m:t>
+              </m:r>
+              <m:r>
+                <m:t>D</m:t>
+              </m:r>
+            </m:oMath>
+            <w:r>
+              <w:t xml:space="preserve">, est une famille de variables aléatoires indexées par la position. À chaque position</w:t>
+            </w:r>
+            <w:r>
+              <w:t xml:space="preserve"> </w:t>
+            </w:r>
+            <m:oMath>
+              <m:r>
+                <m:rPr>
+                  <m:sty m:val="b"/>
+                </m:rPr>
+                <m:t>x</m:t>
+              </m:r>
+            </m:oMath>
+            <w:r>
+              <w:t xml:space="preserve"> </w:t>
+            </w:r>
+            <w:r>
+              <w:t xml:space="preserve">correspond une variable aléatoire</w:t>
+            </w:r>
+            <w:r>
+              <w:t xml:space="preserve"> </w:t>
+            </w:r>
+            <m:oMath>
+              <m:r>
+                <m:t>Z</m:t>
+              </m:r>
+              <m:d>
+                <m:dPr>
+                  <m:begChr m:val="("/>
+                  <m:sepChr m:val=""/>
+                  <m:endChr m:val=")"/>
+                  <m:grow/>
+                </m:dPr>
+                <m:e>
+                  <m:r>
+                    <m:rPr>
+                      <m:sty m:val="b"/>
+                    </m:rPr>
+                    <m:t>x</m:t>
+                  </m:r>
+                </m:e>
+              </m:d>
+            </m:oMath>
+            <w:r>
+              <w:t xml:space="preserve">, tandis que les relations entre les différentes positions sont décrites par leurs lois de probabilité conjointes.</w:t>
             </w:r>
           </w:p>
           <w:p/>
@@ -737,57 +1182,14 @@
         <w:pStyle w:val="BodyText"/>
       </w:pPr>
       <w:r>
-        <w:t xml:space="preserve">Ainsi, la géostatistique peut être vue comme l’ensemble des méthodes permettant d’analyser et de prédire le comportement d’une variable régionalisée en exploitant explicitement sa structure spatiale.</w:t>
-      </w:r>
-    </w:p>
-    <w:bookmarkEnd w:id="32"/>
-    <w:bookmarkStart w:id="35" w:name="X83496c873238da8215d72214cdcf70f481af108"/>
-    <w:p>
-      <w:pPr>
-        <w:pStyle w:val="Heading3"/>
-      </w:pPr>
-      <w:r>
-        <w:t xml:space="preserve">1.2 De la valeur unique à la fonction aléatoire</w:t>
-      </w:r>
-    </w:p>
-    <w:p>
-      <w:pPr>
-        <w:pStyle w:val="FirstParagraph"/>
-      </w:pPr>
-      <w:r>
-        <w:t xml:space="preserve">Jusqu’ici, on a parlé de la teneur d’un gisement comme d’une grandeur qui aurait, en chaque point, une valeur « vraie » à découvrir. C’est le point de vue déterministe : il existerait une seule carte exacte du gisement, et l’estimation servirait à s’en rapprocher. Le problème est qu’avec un nombre limité de forages, on ne pourra jamais retrouver cette carte unique. Entre deux forages, plusieurs distributions de teneurs sont compatibles avec les données observées.</w:t>
-      </w:r>
-    </w:p>
-    <w:p>
-      <w:pPr>
-        <w:pStyle w:val="BodyText"/>
-      </w:pPr>
-      <w:r>
-        <w:t xml:space="preserve">La géostatistique change un peu la façon de voir le problème. On ne considère plus la teneur en un point</w:t>
+        <w:t xml:space="preserve">Une réalisation de cette fonction aléatoire correspond à une fonction spatiale particulière</w:t>
       </w:r>
       <w:r>
         <w:t xml:space="preserve"> </w:t>
       </w:r>
       <m:oMath>
         <m:r>
-          <m:rPr>
-            <m:sty m:val="b"/>
-          </m:rPr>
-          <m:t>x</m:t>
-        </m:r>
-      </m:oMath>
-      <w:r>
-        <w:t xml:space="preserve"> </w:t>
-      </w:r>
-      <w:r>
-        <w:t xml:space="preserve">comme une valeur parfaitement connue. On la voit plutôt comme une variable incertaine, notée</w:t>
-      </w:r>
-      <w:r>
-        <w:t xml:space="preserve"> </w:t>
-      </w:r>
-      <m:oMath>
-        <m:r>
-          <m:t>Z</m:t>
+          <m:t>z</m:t>
         </m:r>
         <m:d>
           <m:dPr>
@@ -807,20 +1209,152 @@
         </m:d>
       </m:oMath>
       <w:r>
-        <w:t xml:space="preserve">. Si on fait la même chose pour tous les points du domaine, on obtient ce qu’on appelle une</w:t>
-      </w:r>
-      <w:r>
-        <w:t xml:space="preserve"> </w:t>
-      </w:r>
-      <w:r>
-        <w:rPr>
-          <w:b/>
-          <w:bCs/>
-        </w:rPr>
-        <w:t xml:space="preserve">fonction aléatoire</w:t>
-      </w:r>
-      <w:r>
-        <w:t xml:space="preserve">.</w:t>
+        <w:t xml:space="preserve">. Dans le cadre géostatistique, le phénomène réel est considéré comme l’une de ces réalisations, tandis que les autres représentent les configurations permises par le modèle probabiliste.</w:t>
+      </w:r>
+    </w:p>
+    <w:p>
+      <w:pPr>
+        <w:pStyle w:val="BodyText"/>
+      </w:pPr>
+      <w:r>
+        <w:t xml:space="preserve">Lorsqu’elles sont conditionnées aux observations, ces réalisations doivent reproduire les données disponibles et respecter la structure spatiale retenue. Leur dispersion permet alors de caractériser l’incertitude dans les secteurs non échantillonnés (</w:t>
+      </w:r>
+      <w:hyperlink w:anchor="fig-c6-fonction-aleatoire">
+        <w:r>
+          <w:rPr>
+            <w:rStyle w:val="Hyperlink"/>
+          </w:rPr>
+          <w:t xml:space="preserve">Figure 3</w:t>
+        </w:r>
+      </w:hyperlink>
+      <w:r>
+        <w:t xml:space="preserve">).</w:t>
+      </w:r>
+    </w:p>
+    <w:tbl>
+      <w:tblPr>
+        <w:tblStyle w:val="Table"/>
+        <w:tblW w:type="pct" w:w="5000"/>
+        <w:tblLayout w:type="fixed"/>
+        <w:tblLook w:firstRow="0" w:lastRow="0" w:firstColumn="0" w:lastColumn="0" w:noHBand="0" w:noVBand="0" w:val="0000"/>
+      </w:tblPr>
+      <w:tblGrid>
+        <w:gridCol w:w="7920"/>
+      </w:tblGrid>
+      <w:tr>
+        <w:tc>
+          <w:tcPr/>
+          <w:bookmarkStart w:id="43" w:name="fig-c6-fonction-aleatoire"/>
+          <w:p>
+            <w:pPr>
+              <w:pStyle w:val="Compact"/>
+              <w:jc w:val="center"/>
+            </w:pPr>
+            <w:r>
+              <w:drawing>
+                <wp:inline>
+                  <wp:extent cx="3733800" cy="2072536"/>
+                  <wp:effectExtent b="0" l="0" r="0" t="0"/>
+                  <wp:docPr descr="" title="" id="41" name="Picture"/>
+                  <a:graphic>
+                    <a:graphicData uri="http://schemas.openxmlformats.org/drawingml/2006/picture">
+                      <pic:pic>
+                        <pic:nvPicPr>
+                          <pic:cNvPr descr="images/c6_01_fonction_aleatoire.png" id="42" name="Picture"/>
+                          <pic:cNvPicPr>
+                            <a:picLocks noChangeArrowheads="1" noChangeAspect="1"/>
+                          </pic:cNvPicPr>
+                        </pic:nvPicPr>
+                        <pic:blipFill>
+                          <a:blip r:embed="rId40"/>
+                          <a:stretch>
+                            <a:fillRect/>
+                          </a:stretch>
+                        </pic:blipFill>
+                        <pic:spPr bwMode="auto">
+                          <a:xfrm>
+                            <a:off x="0" y="0"/>
+                            <a:ext cx="3733800" cy="2072536"/>
+                          </a:xfrm>
+                          <a:prstGeom prst="rect">
+                            <a:avLst/>
+                          </a:prstGeom>
+                          <a:noFill/>
+                          <a:ln w="9525">
+                            <a:noFill/>
+                            <a:headEnd/>
+                            <a:tailEnd/>
+                          </a:ln>
+                        </pic:spPr>
+                      </pic:pic>
+                    </a:graphicData>
+                  </a:graphic>
+                </wp:inline>
+              </w:drawing>
+            </w:r>
+          </w:p>
+          <w:p>
+            <w:pPr>
+              <w:jc w:val="center"/>
+            </w:pPr>
+            <w:pPr>
+              <w:jc w:val="left"/>
+              <w:spacing w:before="200"/>
+              <w:pStyle w:val="ImageCaption"/>
+            </w:pPr>
+            <w:r>
+              <w:t xml:space="preserve">Figure 3: Réalisation d’une fonction aléatoire vue par le krigeage : moyenne conditionnelle, intervalle de confiance à 95 % et loi de</w:t>
+            </w:r>
+            <w:r>
+              <w:t xml:space="preserve"> </w:t>
+            </w:r>
+            <m:oMath>
+              <m:r>
+                <m:t>Z</m:t>
+              </m:r>
+              <m:d>
+                <m:dPr>
+                  <m:begChr m:val="("/>
+                  <m:sepChr m:val=""/>
+                  <m:endChr m:val=")"/>
+                  <m:grow/>
+                </m:dPr>
+                <m:e>
+                  <m:sSub>
+                    <m:e>
+                      <m:r>
+                        <m:rPr>
+                          <m:sty m:val="b"/>
+                        </m:rPr>
+                        <m:t>x</m:t>
+                      </m:r>
+                    </m:e>
+                    <m:sub>
+                      <m:r>
+                        <m:t>0</m:t>
+                      </m:r>
+                    </m:sub>
+                  </m:sSub>
+                </m:e>
+              </m:d>
+            </m:oMath>
+            <w:r>
+              <w:t xml:space="preserve"> </w:t>
+            </w:r>
+            <w:r>
+              <w:t xml:space="preserve">à une position non échantillonnée.</w:t>
+            </w:r>
+          </w:p>
+          <w:bookmarkEnd w:id="43"/>
+        </w:tc>
+      </w:tr>
+    </w:tbl>
+    <w:p>
+      <w:pPr>
+        <w:pStyle w:val="BodyText"/>
+      </w:pPr>
+      <w:r>
+        <w:t xml:space="preserve">Cette approche ne signifie pas que le gisement est aléatoire dans la réalité. La fonction aléatoire constitue plutôt un modèle probabiliste de l’information incomplète dont on dispose. Comme une seule réalisation du phénomène est observable, l’inférence de ses propriétés nécessite des hypothèses supplémentaires, notamment des hypothèses de stationnarité, qui seront introduites au prochain chapitre.</w:t>
       </w:r>
     </w:p>
     <w:tbl>
@@ -864,12 +1398,12 @@
                 <wp:inline>
                   <wp:extent cx="152400" cy="152400"/>
                   <wp:effectExtent b="0" l="0" r="0" t="0"/>
-                  <wp:docPr descr="" title="" id="33" name="Picture"/>
+                  <wp:docPr descr="" title="" id="44" name="Picture"/>
                   <a:graphic>
                     <a:graphicData uri="http://schemas.openxmlformats.org/drawingml/2006/picture">
                       <pic:pic>
                         <pic:nvPicPr>
-                          <pic:cNvPr descr="C:\Users\danyl\AppData\Local\Programs\Quarto\share\formats\docx\note.png" id="34" name="Picture"/>
+                          <pic:cNvPr descr="C:\Users\danyl\AppData\Local\Programs\Quarto\share\formats\docx\note.png" id="45" name="Picture"/>
                           <pic:cNvPicPr>
                             <a:picLocks noChangeArrowheads="1" noChangeAspect="1"/>
                           </pic:cNvPicPr>
@@ -908,7 +1442,7 @@
               <w:t xml:space="preserve"> </w:t>
             </w:r>
             <w:r>
-              <w:t xml:space="preserve">Définition — Fonction aléatoire</w:t>
+              <w:t xml:space="preserve">Définition — Géostatistique</w:t>
             </w:r>
           </w:p>
         </w:tc>
@@ -932,64 +1466,13 @@
               <w:spacing w:before="16" w:after="16"/>
             </w:pPr>
             <w:r>
-              <w:t xml:space="preserve">Famille de variables aléatoires</w:t>
-            </w:r>
-            <w:r>
-              <w:t xml:space="preserve"> </w:t>
-            </w:r>
-            <m:oMath>
-              <m:r>
-                <m:t>Z</m:t>
-              </m:r>
-              <m:d>
-                <m:dPr>
-                  <m:begChr m:val="("/>
-                  <m:sepChr m:val=""/>
-                  <m:endChr m:val=")"/>
-                  <m:grow/>
-                </m:dPr>
-                <m:e>
-                  <m:r>
-                    <m:rPr>
-                      <m:sty m:val="b"/>
-                    </m:rPr>
-                    <m:t>x</m:t>
-                  </m:r>
-                </m:e>
-              </m:d>
-            </m:oMath>
-            <w:r>
-              <w:t xml:space="preserve"> </w:t>
-            </w:r>
-            <w:r>
-              <w:t xml:space="preserve">indexées par la position</w:t>
-            </w:r>
-            <w:r>
-              <w:t xml:space="preserve"> </w:t>
-            </w:r>
-            <m:oMath>
-              <m:r>
-                <m:rPr>
-                  <m:sty m:val="b"/>
-                </m:rPr>
-                <m:t>x</m:t>
-              </m:r>
-            </m:oMath>
-            <w:r>
-              <w:t xml:space="preserve"> </w:t>
-            </w:r>
-            <w:r>
-              <w:t xml:space="preserve">dans l’espace. Le gisement réel, celui que l’on découvrira à l’exploitation, est l’une des cartes possibles de cette fonction aléatoire : on l’appelle une</w:t>
-            </w:r>
-            <w:r>
-              <w:t xml:space="preserve"> </w:t>
+              <w:t xml:space="preserve">La géostatistique est un ensemble de méthodes probabilistes fondées sur la théorie des fonctions aléatoires. Elle vise à caractériser la variabilité spatiale, à estimer ou à simuler des variables régionalisées et à quantifier l’incertitude associée aux valeurs non observées</w:t>
             </w:r>
             <w:r>
               <w:rPr>
-                <w:b/>
-                <w:bCs/>
+                <w:rStyle w:val="FootnoteReference"/>
               </w:rPr>
-              <w:t xml:space="preserve">réalisation</w:t>
+              <w:footnoteReference w:id="46"/>
             </w:r>
             <w:r>
               <w:t xml:space="preserve">.</w:t>
@@ -999,31 +1482,48 @@
         </w:tc>
       </w:tr>
     </w:tbl>
+    <w:bookmarkEnd w:id="47"/>
+    <w:bookmarkStart w:id="48" w:name="applications"/>
+    <w:p>
+      <w:pPr>
+        <w:pStyle w:val="Heading3"/>
+      </w:pPr>
+      <w:r>
+        <w:t xml:space="preserve">1.3 Applications</w:t>
+      </w:r>
+    </w:p>
+    <w:p>
+      <w:pPr>
+        <w:pStyle w:val="FirstParagraph"/>
+      </w:pPr>
+      <w:r>
+        <w:t xml:space="preserve">Dans de nombreux domaines, la géostatistique répond à une même problématique : caractériser un phénomène spatial à partir d’un nombre limité d’observations localisées.</w:t>
+      </w:r>
+    </w:p>
     <w:p>
       <w:pPr>
         <w:pStyle w:val="BodyText"/>
       </w:pPr>
       <w:r>
-        <w:t xml:space="preserve">Autrement dit, on traite le gisement réel comme une réalisation parmi d’autres, toutes compatibles avec les forages. Ce déplacement — de la valeur unique vers la fonction aléatoire et ses réalisations — est l’abstraction centrale du livre. C’est lui qui rend possible la quantification de l’incertitude : si plusieurs cartes sont compatibles avec les données, l’écart entre ces cartes mesure ce que l’on ignore. On n’observe en pratique qu’une seule réalisation ; pour l’exploiter, on supposera une forme de répétition dans l’espace — la stationnarité — que nous introduirons au prochain chapitre.</w:t>
-      </w:r>
-    </w:p>
-    <w:bookmarkEnd w:id="35"/>
-    <w:bookmarkStart w:id="42" w:name="applications"/>
+        <w:t xml:space="preserve">En géologie minière, elle permet d’estimer la distribution des teneurs entre les forages, de quantifier les ressources et d’évaluer l’incertitude associée au modèle. Les mêmes principes sont appliqués en hydrogéologie pour modéliser les propriétés des aquifères, en géotechnique pour représenter les propriétés des sols et des roches, en géophysique pour interpréter la structure du sous-sol à partir de mesures indirectes, et en environnement pour délimiter les zones contaminées.</w:t>
+      </w:r>
+    </w:p>
+    <w:p>
+      <w:pPr>
+        <w:pStyle w:val="BodyText"/>
+      </w:pPr>
+      <w:r>
+        <w:t xml:space="preserve">Dans tous ces domaines, la géostatistique vise à représenter la variabilité spatiale, à estimer les valeurs non observées et à quantifier l’incertitude associée aux résultats.</w:t>
+      </w:r>
+    </w:p>
+    <w:bookmarkEnd w:id="48"/>
+    <w:bookmarkStart w:id="53" w:name="X1f55ddc7a5b0ad548bf0babf26e66572d582047"/>
     <w:p>
       <w:pPr>
         <w:pStyle w:val="Heading3"/>
       </w:pPr>
       <w:r>
-        <w:t xml:space="preserve">1.3 Applications</w:t>
-      </w:r>
-    </w:p>
-    <w:bookmarkStart w:id="38" w:name="teneur-dun-gisement-géologie-minière"/>
-    <w:p>
-      <w:pPr>
-        <w:pStyle w:val="Heading4"/>
-      </w:pPr>
-      <w:r>
-        <w:t xml:space="preserve">1.3.1 Teneur d’un gisement (géologie minière)</w:t>
+        <w:t xml:space="preserve">1.4 Origines : effet de support et effet d’information</w:t>
       </w:r>
     </w:p>
     <w:p>
@@ -1031,23 +1531,19 @@
         <w:pStyle w:val="FirstParagraph"/>
       </w:pPr>
       <w:r>
-        <w:t xml:space="preserve">Considérons un gisement de cuivre. Lorsqu’une carotte de forage met en évidence une teneur élevée en cuivre à une certaine profondeur, il est raisonnable de supposer que les zones avoisinantes présentent également des teneurs relativement élevées, bien que non identiques.</w:t>
-      </w:r>
-    </w:p>
-    <w:p>
-      <w:pPr>
-        <w:pStyle w:val="BodyText"/>
-      </w:pPr>
-      <w:r>
-        <w:t xml:space="preserve">En revanche, plus on s’éloigne de ce point — de quelques dizaines de mètres à plusieurs centaines de mètres, voire plusieurs kilomètres — plus la relation entre les données tend à s’atténuer. Autrement dit, les échantillons prélevés loin du point initial deviennent de plus en plus difficiles à prédire à partir de cette information.</w:t>
-      </w:r>
-    </w:p>
-    <w:p>
-      <w:pPr>
-        <w:pStyle w:val="BodyText"/>
-      </w:pPr>
-      <w:r>
-        <w:t xml:space="preserve">Cette diminution progressive de la corrélation avec la distance constitue un principe fondamental de la géostatistique, et nous allons chercher à la modéliser au prochain chapitre.</w:t>
+        <w:t xml:space="preserve">Le cadre théorique de la géostatistique a été développé par Georges Matheron à partir des travaux réalisés dans les mines d’or sud-africaines, notamment ceux de l’ingénieur minier Daniel Krige. Ces travaux ont mis en évidence plusieurs difficultés propres à l’estimation des ressources, dont deux demeurent centrales : l’effet de support et l’effet d’information.</w:t>
+      </w:r>
+    </w:p>
+    <w:p>
+      <w:pPr>
+        <w:pStyle w:val="Compact"/>
+        <w:numPr>
+          <w:ilvl w:val="0"/>
+          <w:numId w:val="1002"/>
+        </w:numPr>
+      </w:pPr>
+      <w:r>
+        <w:t xml:space="preserve">Comment la distribution des teneurs se modifie-t-elle lorsque celles-ci sont définies sur des volumes de tailles différentes?</w:t>
       </w:r>
     </w:p>
     <w:tbl>
@@ -1080,577 +1576,7 @@
           </w:tcPr>
           <w:p>
             <w:pPr>
-              <w:pStyle w:val="BodyText"/>
-            </w:pPr>
-            <w:pPr>
-              <w:spacing w:before="0" w:after="0"/>
-              <w:textAlignment w:val="center"/>
-            </w:pPr>
-            <w:r>
-              <w:drawing>
-                <wp:inline>
-                  <wp:extent cx="152400" cy="152400"/>
-                  <wp:effectExtent b="0" l="0" r="0" t="0"/>
-                  <wp:docPr descr="" title="" id="36" name="Picture"/>
-                  <a:graphic>
-                    <a:graphicData uri="http://schemas.openxmlformats.org/drawingml/2006/picture">
-                      <pic:pic>
-                        <pic:nvPicPr>
-                          <pic:cNvPr descr="C:\Users\danyl\AppData\Local\Programs\Quarto\share\formats\docx\note.png" id="37" name="Picture"/>
-                          <pic:cNvPicPr>
-                            <a:picLocks noChangeArrowheads="1" noChangeAspect="1"/>
-                          </pic:cNvPicPr>
-                        </pic:nvPicPr>
-                        <pic:blipFill>
-                          <a:blip r:embed="rId23"/>
-                          <a:stretch>
-                            <a:fillRect/>
-                          </a:stretch>
-                        </pic:blipFill>
-                        <pic:spPr bwMode="auto">
-                          <a:xfrm>
-                            <a:off x="0" y="0"/>
-                            <a:ext cx="152400" cy="152400"/>
-                          </a:xfrm>
-                          <a:prstGeom prst="rect">
-                            <a:avLst/>
-                          </a:prstGeom>
-                          <a:noFill/>
-                          <a:ln w="9525">
-                            <a:noFill/>
-                            <a:headEnd/>
-                            <a:tailEnd/>
-                          </a:ln>
-                        </pic:spPr>
-                      </pic:pic>
-                    </a:graphicData>
-                  </a:graphic>
-                </wp:inline>
-              </w:drawing>
-            </w:r>
-            <w:r>
-              <w:t xml:space="preserve"> </w:t>
-            </w:r>
-            <w:r>
-              <w:t xml:space="preserve"> </w:t>
-            </w:r>
-            <w:r>
-              <w:t xml:space="preserve">Définition — Corrélation</w:t>
-            </w:r>
-          </w:p>
-        </w:tc>
-      </w:tr>
-      <w:tr>
-        <w:trPr>
-          <w:cantSplit/>
-        </w:trPr>
-        <w:tc>
-          <w:tcPr>
-            <w:tcMar>
-              <w:top w:w="108" w:type="dxa"/>
-              <w:bottom w:w="108" w:type="dxa"/>
-            </w:tcMar>
-          </w:tcPr>
-          <w:p>
-            <w:pPr>
-              <w:pStyle w:val="BodyText"/>
-            </w:pPr>
-            <w:pPr>
-              <w:spacing w:before="16" w:after="16"/>
-            </w:pPr>
-            <w:r>
-              <w:t xml:space="preserve">Une mesure de l’intensité et de la direction du lien (linéaire) entre deux variables aléatoires. Elle indique si deux phénomènes évoluent de concert (corrélation positive) ou en sens opposé (corrélation négative).</w:t>
-            </w:r>
-            <w:r>
-              <w:t xml:space="preserve"> </w:t>
-            </w:r>
-            <w:r>
-              <w:t xml:space="preserve">(Ici, les deux phénomènes correspondent à une même variable régionalisée, observée à deux localisations distinctes.)</w:t>
-            </w:r>
-          </w:p>
-          <w:p/>
-        </w:tc>
-      </w:tr>
-    </w:tbl>
-    <w:bookmarkEnd w:id="38"/>
-    <w:bookmarkStart w:id="39" w:name="X8db86e23d13fe51431442ff1e0ef1f462f15b83"/>
-    <w:p>
-      <w:pPr>
-        <w:pStyle w:val="Heading4"/>
-      </w:pPr>
-      <w:r>
-        <w:t xml:space="preserve">1.3.2 Hydrogéologie : perméabilité et charge hydraulique</w:t>
-      </w:r>
-    </w:p>
-    <w:p>
-      <w:pPr>
-        <w:pStyle w:val="FirstParagraph"/>
-      </w:pPr>
-      <w:r>
-        <w:t xml:space="preserve">En hydrogéologie, on s’intéresse fréquemment à des variables telles que la perméabilité, la porosité ou la charge hydraulique d’un aquifère. Ces propriétés ne peuvent être mesurées que ponctuellement, par exemple à partir de forages ou d’essais de pompage, mais elles varient de manière continue dans l’espace.</w:t>
-      </w:r>
-    </w:p>
-    <w:p>
-      <w:pPr>
-        <w:pStyle w:val="BodyText"/>
-      </w:pPr>
-      <w:r>
-        <w:t xml:space="preserve">Une perméabilité élevée dans un forage donne souvent une indication sur ce qui se passe autour. Si le milieu est homogène, les valeurs voisines risquent d’être semblables. Si le milieu est fracturé ou très hétérogène, ce lien devient beaucoup moins clair. La perméabilité peut alors changer brusquement d’un point à l’autre.</w:t>
-      </w:r>
-    </w:p>
-    <w:p>
-      <w:pPr>
-        <w:pStyle w:val="BodyText"/>
-      </w:pPr>
-      <w:r>
-        <w:t xml:space="preserve">La géostatistique permet alors de reconstruire des champs spatiaux de perméabilité ou de charge hydraulique, qui servent ensuite de données d’entrée aux modèles d’écoulement souterrain.</w:t>
-      </w:r>
-    </w:p>
-    <w:bookmarkEnd w:id="39"/>
-    <w:bookmarkStart w:id="40" w:name="Xfd6ba87b87cb29ce4e2f2590a9fff2c2a2ba7dc"/>
-    <w:p>
-      <w:pPr>
-        <w:pStyle w:val="Heading4"/>
-      </w:pPr>
-      <w:r>
-        <w:t xml:space="preserve">1.3.3 Géotechnique : propriétés mécaniques des sols et des roches</w:t>
-      </w:r>
-    </w:p>
-    <w:p>
-      <w:pPr>
-        <w:pStyle w:val="FirstParagraph"/>
-      </w:pPr>
-      <w:r>
-        <w:t xml:space="preserve">En géotechnique, les ingénieurs s’appuient sur des mesures ponctuelles de propriétés mécaniques telles que la résistance au cisaillement, le module de Young, la cohésion ou l’angle de frottement interne. Ces paramètres sont obtenus à partir d’essais en laboratoire ou in situ, réalisés sur un nombre limité d’échantillons.</w:t>
-      </w:r>
-    </w:p>
-    <w:p>
-      <w:pPr>
-        <w:pStyle w:val="BodyText"/>
-      </w:pPr>
-      <w:r>
-        <w:t xml:space="preserve">Or, les ouvrages (fondations, tunnels, pentes, barrages) interagissent avec des volumes de sol ou de roche beaucoup plus grands que les points d’échantillonnage disponibles. Il est donc nécessaire d’estimer ces propriétés dans l’ensemble du domaine étudié, tout en tenant compte de leur variabilité spatiale.</w:t>
-      </w:r>
-    </w:p>
-    <w:p>
-      <w:pPr>
-        <w:pStyle w:val="BodyText"/>
-      </w:pPr>
-      <w:r>
-        <w:t xml:space="preserve">Elle permet d’interpoler ces paramètres mécaniques, d’en évaluer l’incertitude, et de générer des scénarios réalistes utilisés dans les analyses de stabilité et de fiabilité des ouvrages.</w:t>
-      </w:r>
-    </w:p>
-    <w:bookmarkEnd w:id="40"/>
-    <w:bookmarkStart w:id="41" w:name="X818a6dba1942db700b4c681b42f074b25ebd007"/>
-    <w:p>
-      <w:pPr>
-        <w:pStyle w:val="Heading4"/>
-      </w:pPr>
-      <w:r>
-        <w:t xml:space="preserve">1.3.4 Géophysique : propriétés physiques du sous-sol</w:t>
-      </w:r>
-    </w:p>
-    <w:p>
-      <w:pPr>
-        <w:pStyle w:val="FirstParagraph"/>
-      </w:pPr>
-      <w:r>
-        <w:t xml:space="preserve">En géophysique, on cherche à caractériser le sous-sol à partir de mesures indirectes telles que la résistivité électrique, la vitesse des ondes sismiques, la densité ou la susceptibilité magnétique. Ces données sont souvent acquises de manière dense le long de profils ou sur des grilles, mais elles restent entachées d’incertitudes et ne fournissent qu’une vision partielle de la réalité.</w:t>
-      </w:r>
-    </w:p>
-    <w:p>
-      <w:pPr>
-        <w:pStyle w:val="BodyText"/>
-      </w:pPr>
-      <w:r>
-        <w:t xml:space="preserve">On y a recours pour analyser la structure spatiale de ces propriétés, filtrer le bruit, combiner différentes sources d’information (données géophysiques, forages, observations géologiques) et produire des modèles cohérents du sous-sol.</w:t>
-      </w:r>
-    </w:p>
-    <w:p>
-      <w:pPr>
-        <w:pStyle w:val="BodyText"/>
-      </w:pPr>
-      <w:r>
-        <w:t xml:space="preserve">Ces modèles servent ensuite à l’interprétation géologique, à l’exploration minière, à la détection de structures (failles, zones fracturées, aquifères) ou à l’évaluation de ressources.</w:t>
-      </w:r>
-    </w:p>
-    <w:p>
-      <w:pPr>
-        <w:pStyle w:val="BodyText"/>
-      </w:pPr>
-      <w:r>
-        <w:t xml:space="preserve">De manière générale, quel que soit le domaine d’application, la problématique est toujours la même : on dispose d’un nombre limité d’observations ponctuelles d’un phénomène spatialement (généralement) continu, et l’objectif est de reconstruire, comprendre et quantifier ce phénomène dans l’ensemble du domaine étudié. La géostatistique permet ainsi non seulement d’estimer le phénomène entre les points d’observation, mais aussi d’évaluer le degré de confiance associé à ces estimations.</w:t>
-      </w:r>
-    </w:p>
-    <w:bookmarkEnd w:id="41"/>
-    <w:bookmarkEnd w:id="42"/>
-    <w:bookmarkStart w:id="47" w:name="origines-de-la-discipline"/>
-    <w:p>
-      <w:pPr>
-        <w:pStyle w:val="Heading3"/>
-      </w:pPr>
-      <w:r>
-        <w:t xml:space="preserve">1.4 Origines de la discipline</w:t>
-      </w:r>
-    </w:p>
-    <w:p>
-      <w:pPr>
-        <w:pStyle w:val="FirstParagraph"/>
-      </w:pPr>
-      <w:r>
-        <w:t xml:space="preserve">Le cadre théorique de la géostatistique a été formalisé dans les années 1960 par le mathématicien français Georges Matheron, à partir des travaux et des réflexions de l’ingénieur sud-africain Daniel Krige. C’est d’ailleurs en l’honneur de ce dernier que Matheron a donné son nom à l’outil central de la discipline : le krigeage.</w:t>
-      </w:r>
-    </w:p>
-    <w:p>
-      <w:pPr>
-        <w:pStyle w:val="BodyText"/>
-      </w:pPr>
-      <w:r>
-        <w:t xml:space="preserve">Les observations de Krige, issues de l’exploitation minière en Afrique du Sud, l’ont conduit à formuler deux questions fondamentales qui constituent encore aujourd’hui les piliers de la géostatistique :</w:t>
-      </w:r>
-    </w:p>
-    <w:p>
-      <w:pPr>
-        <w:pStyle w:val="Compact"/>
-        <w:numPr>
-          <w:ilvl w:val="0"/>
-          <w:numId w:val="1002"/>
-        </w:numPr>
-      </w:pPr>
-      <w:r>
-        <w:t xml:space="preserve">Pourquoi récupère-t-on systématiquement moins de métal lorsqu’on exploite de grands volumes que lorsqu’on exploite de petits volumes ? (</w:t>
-      </w:r>
-      <w:r>
-        <w:rPr>
-          <w:i/>
-          <w:iCs/>
-        </w:rPr>
-        <w:t xml:space="preserve">effet de support</w:t>
-      </w:r>
-      <w:r>
-        <w:t xml:space="preserve">)</w:t>
-      </w:r>
-    </w:p>
-    <w:tbl>
-      <w:tblPr>
-        <w:tblStyle w:val="Table"/>
-        <w:tblLook w:firstRow="0" w:lastRow="0" w:firstColumn="0" w:lastColumn="0" w:noHBand="0" w:noVBand="0" w:val="0000"/>
-        <w:tblBorders>
-          <w:top w:val="single" w:sz="4" w:space="0" w:color="0758E5"/>
-          <w:left w:val="single" w:sz="24" w:space="0" w:color="0758E5"/>
-          <w:bottom w:val="single" w:sz="4" w:space="0" w:color="0758E5"/>
-          <w:right w:val="single" w:sz="4" w:space="0" w:color="0758E5"/>
-        </w:tblBorders>
-        <w:tblCellMar>
-          <w:left w:w="144" w:type="dxa"/>
-          <w:right w:w="144" w:type="dxa"/>
-        </w:tblCellMar>
-        <w:tblLook w:firstRow="0" w:lastRow="0" w:firstColumn="0" w:lastColumn="0" w:noHBand="0" w:noVBand="0" w:val="0000"/>
-      </w:tblPr>
-      <w:tr>
-        <w:trPr>
-          <w:cantSplit/>
-        </w:trPr>
-        <w:tc>
-          <w:tcPr>
-            <w:shd w:color="auto" w:fill="dae6fb" w:val="clear"/>
-            <w:tcMar>
-              <w:top w:w="92" w:type="dxa"/>
-              <w:bottom w:w="92" w:type="dxa"/>
-            </w:tcMar>
-          </w:tcPr>
-          <w:p>
-            <w:pPr>
               <w:pStyle w:val="FirstParagraph"/>
-            </w:pPr>
-            <w:pPr>
-              <w:spacing w:before="0" w:after="0"/>
-              <w:textAlignment w:val="center"/>
-            </w:pPr>
-            <w:r>
-              <w:drawing>
-                <wp:inline>
-                  <wp:extent cx="152400" cy="152400"/>
-                  <wp:effectExtent b="0" l="0" r="0" t="0"/>
-                  <wp:docPr descr="" title="" id="43" name="Picture"/>
-                  <a:graphic>
-                    <a:graphicData uri="http://schemas.openxmlformats.org/drawingml/2006/picture">
-                      <pic:pic>
-                        <pic:nvPicPr>
-                          <pic:cNvPr descr="C:\Users\danyl\AppData\Local\Programs\Quarto\share\formats\docx\note.png" id="44" name="Picture"/>
-                          <pic:cNvPicPr>
-                            <a:picLocks noChangeArrowheads="1" noChangeAspect="1"/>
-                          </pic:cNvPicPr>
-                        </pic:nvPicPr>
-                        <pic:blipFill>
-                          <a:blip r:embed="rId23"/>
-                          <a:stretch>
-                            <a:fillRect/>
-                          </a:stretch>
-                        </pic:blipFill>
-                        <pic:spPr bwMode="auto">
-                          <a:xfrm>
-                            <a:off x="0" y="0"/>
-                            <a:ext cx="152400" cy="152400"/>
-                          </a:xfrm>
-                          <a:prstGeom prst="rect">
-                            <a:avLst/>
-                          </a:prstGeom>
-                          <a:noFill/>
-                          <a:ln w="9525">
-                            <a:noFill/>
-                            <a:headEnd/>
-                            <a:tailEnd/>
-                          </a:ln>
-                        </pic:spPr>
-                      </pic:pic>
-                    </a:graphicData>
-                  </a:graphic>
-                </wp:inline>
-              </w:drawing>
-            </w:r>
-            <w:r>
-              <w:t xml:space="preserve"> </w:t>
-            </w:r>
-            <w:r>
-              <w:t xml:space="preserve"> </w:t>
-            </w:r>
-            <w:r>
-              <w:t xml:space="preserve">Définition — Effet de support</w:t>
-            </w:r>
-          </w:p>
-        </w:tc>
-      </w:tr>
-      <w:tr>
-        <w:trPr>
-          <w:cantSplit/>
-        </w:trPr>
-        <w:tc>
-          <w:tcPr>
-            <w:tcMar>
-              <w:top w:w="108" w:type="dxa"/>
-              <w:bottom w:w="108" w:type="dxa"/>
-            </w:tcMar>
-          </w:tcPr>
-          <w:p>
-            <w:pPr>
-              <w:pStyle w:val="BodyText"/>
-            </w:pPr>
-            <w:pPr>
-              <w:spacing w:before="16" w:after="16"/>
-            </w:pPr>
-            <w:r>
-              <w:t xml:space="preserve">Désigne la variation de la variance d’une variable régionalisée en fonction de la taille du support, c’est-à-dire de l’unité d’échantillonnage ou du volume considéré.</w:t>
-            </w:r>
-          </w:p>
-          <w:p/>
-        </w:tc>
-      </w:tr>
-    </w:tbl>
-    <w:p>
-      <w:pPr>
-        <w:pStyle w:val="Compact"/>
-        <w:numPr>
-          <w:ilvl w:val="0"/>
-          <w:numId w:val="1003"/>
-        </w:numPr>
-      </w:pPr>
-      <w:r>
-        <w:t xml:space="preserve">Pourquoi les estimations des ressources tendent-elles à sous-estimer les quantités réellement extraites lors de l’exploitation ? (</w:t>
-      </w:r>
-      <w:r>
-        <w:rPr>
-          <w:i/>
-          <w:iCs/>
-        </w:rPr>
-        <w:t xml:space="preserve">effet d’information</w:t>
-      </w:r>
-      <w:r>
-        <w:t xml:space="preserve">)</w:t>
-      </w:r>
-    </w:p>
-    <w:tbl>
-      <w:tblPr>
-        <w:tblStyle w:val="Table"/>
-        <w:tblLook w:firstRow="0" w:lastRow="0" w:firstColumn="0" w:lastColumn="0" w:noHBand="0" w:noVBand="0" w:val="0000"/>
-        <w:tblBorders>
-          <w:top w:val="single" w:sz="4" w:space="0" w:color="0758E5"/>
-          <w:left w:val="single" w:sz="24" w:space="0" w:color="0758E5"/>
-          <w:bottom w:val="single" w:sz="4" w:space="0" w:color="0758E5"/>
-          <w:right w:val="single" w:sz="4" w:space="0" w:color="0758E5"/>
-        </w:tblBorders>
-        <w:tblCellMar>
-          <w:left w:w="144" w:type="dxa"/>
-          <w:right w:w="144" w:type="dxa"/>
-        </w:tblCellMar>
-        <w:tblLook w:firstRow="0" w:lastRow="0" w:firstColumn="0" w:lastColumn="0" w:noHBand="0" w:noVBand="0" w:val="0000"/>
-      </w:tblPr>
-      <w:tr>
-        <w:trPr>
-          <w:cantSplit/>
-        </w:trPr>
-        <w:tc>
-          <w:tcPr>
-            <w:shd w:color="auto" w:fill="dae6fb" w:val="clear"/>
-            <w:tcMar>
-              <w:top w:w="92" w:type="dxa"/>
-              <w:bottom w:w="92" w:type="dxa"/>
-            </w:tcMar>
-          </w:tcPr>
-          <w:p>
-            <w:pPr>
-              <w:pStyle w:val="FirstParagraph"/>
-            </w:pPr>
-            <w:pPr>
-              <w:spacing w:before="0" w:after="0"/>
-              <w:textAlignment w:val="center"/>
-            </w:pPr>
-            <w:r>
-              <w:drawing>
-                <wp:inline>
-                  <wp:extent cx="152400" cy="152400"/>
-                  <wp:effectExtent b="0" l="0" r="0" t="0"/>
-                  <wp:docPr descr="" title="" id="45" name="Picture"/>
-                  <a:graphic>
-                    <a:graphicData uri="http://schemas.openxmlformats.org/drawingml/2006/picture">
-                      <pic:pic>
-                        <pic:nvPicPr>
-                          <pic:cNvPr descr="C:\Users\danyl\AppData\Local\Programs\Quarto\share\formats\docx\note.png" id="46" name="Picture"/>
-                          <pic:cNvPicPr>
-                            <a:picLocks noChangeArrowheads="1" noChangeAspect="1"/>
-                          </pic:cNvPicPr>
-                        </pic:nvPicPr>
-                        <pic:blipFill>
-                          <a:blip r:embed="rId23"/>
-                          <a:stretch>
-                            <a:fillRect/>
-                          </a:stretch>
-                        </pic:blipFill>
-                        <pic:spPr bwMode="auto">
-                          <a:xfrm>
-                            <a:off x="0" y="0"/>
-                            <a:ext cx="152400" cy="152400"/>
-                          </a:xfrm>
-                          <a:prstGeom prst="rect">
-                            <a:avLst/>
-                          </a:prstGeom>
-                          <a:noFill/>
-                          <a:ln w="9525">
-                            <a:noFill/>
-                            <a:headEnd/>
-                            <a:tailEnd/>
-                          </a:ln>
-                        </pic:spPr>
-                      </pic:pic>
-                    </a:graphicData>
-                  </a:graphic>
-                </wp:inline>
-              </w:drawing>
-            </w:r>
-            <w:r>
-              <w:t xml:space="preserve"> </w:t>
-            </w:r>
-            <w:r>
-              <w:t xml:space="preserve"> </w:t>
-            </w:r>
-            <w:r>
-              <w:t xml:space="preserve">Définition — Effet d’information</w:t>
-            </w:r>
-          </w:p>
-        </w:tc>
-      </w:tr>
-      <w:tr>
-        <w:trPr>
-          <w:cantSplit/>
-        </w:trPr>
-        <w:tc>
-          <w:tcPr>
-            <w:tcMar>
-              <w:top w:w="108" w:type="dxa"/>
-              <w:bottom w:w="108" w:type="dxa"/>
-            </w:tcMar>
-          </w:tcPr>
-          <w:p>
-            <w:pPr>
-              <w:pStyle w:val="BodyText"/>
-            </w:pPr>
-            <w:pPr>
-              <w:spacing w:before="16" w:after="16"/>
-            </w:pPr>
-            <w:r>
-              <w:t xml:space="preserve">Désigne la dégradation de la sélection minerai/stérile causée par l’information limitée : faute de connaître la teneur réelle de chaque bloc, on classe certains blocs du mauvais côté de la teneur de coupure, et la récupération de métal s’en trouve inférieure aux prévisions.</w:t>
-            </w:r>
-          </w:p>
-          <w:p/>
-        </w:tc>
-      </w:tr>
-    </w:tbl>
-    <w:p>
-      <w:pPr>
-        <w:pStyle w:val="BodyText"/>
-      </w:pPr>
-      <w:r>
-        <w:t xml:space="preserve">Ces interrogations ont jeté les bases de la géostatistique moderne. Nous en développerons progressivement l’interprétation au fil des chapitres suivants, en introduisant les concepts mathématiques et les formulations associées.</w:t>
-      </w:r>
-    </w:p>
-    <w:p>
-      <w:pPr>
-        <w:pStyle w:val="BodyText"/>
-      </w:pPr>
-      <w:r>
-        <w:t xml:space="preserve">À partir de ce point, nous nous concentrerons sur des applications dans le domaine minier, notamment pour l’estimation des ressources. La majorité des concepts présentés demeurent toutefois transférables à d’autres disciplines des sciences de la Terre.</w:t>
-      </w:r>
-    </w:p>
-    <w:bookmarkEnd w:id="47"/>
-    <w:bookmarkEnd w:id="48"/>
-    <w:bookmarkStart w:id="52" w:name="effet-de-support"/>
-    <w:p>
-      <w:pPr>
-        <w:pStyle w:val="Heading2"/>
-      </w:pPr>
-      <w:r>
-        <w:t xml:space="preserve">2 Effet de support</w:t>
-      </w:r>
-    </w:p>
-    <w:p>
-      <w:pPr>
-        <w:pStyle w:val="FirstParagraph"/>
-      </w:pPr>
-      <w:r>
-        <w:t xml:space="preserve">Le support correspond à la taille du volume dans lequel une variable régionalisée est mesurée ou estimée. On peut l’imaginer comme la « résolution » à laquelle on observe le gisement : plus le support est petit, plus l’information est locale et détaillée ; plus il est grand, plus l’information est moyennée.</w:t>
-      </w:r>
-    </w:p>
-    <w:tbl>
-      <w:tblPr>
-        <w:tblStyle w:val="Table"/>
-        <w:tblLook w:firstRow="0" w:lastRow="0" w:firstColumn="0" w:lastColumn="0" w:noHBand="0" w:noVBand="0" w:val="0000"/>
-        <w:tblBorders>
-          <w:top w:val="single" w:sz="4" w:space="0" w:color="0758E5"/>
-          <w:left w:val="single" w:sz="24" w:space="0" w:color="0758E5"/>
-          <w:bottom w:val="single" w:sz="4" w:space="0" w:color="0758E5"/>
-          <w:right w:val="single" w:sz="4" w:space="0" w:color="0758E5"/>
-        </w:tblBorders>
-        <w:tblCellMar>
-          <w:left w:w="144" w:type="dxa"/>
-          <w:right w:w="144" w:type="dxa"/>
-        </w:tblCellMar>
-        <w:tblLook w:firstRow="0" w:lastRow="0" w:firstColumn="0" w:lastColumn="0" w:noHBand="0" w:noVBand="0" w:val="0000"/>
-      </w:tblPr>
-      <w:tr>
-        <w:trPr>
-          <w:cantSplit/>
-        </w:trPr>
-        <w:tc>
-          <w:tcPr>
-            <w:shd w:color="auto" w:fill="dae6fb" w:val="clear"/>
-            <w:tcMar>
-              <w:top w:w="92" w:type="dxa"/>
-              <w:bottom w:w="92" w:type="dxa"/>
-            </w:tcMar>
-          </w:tcPr>
-          <w:p>
-            <w:pPr>
-              <w:pStyle w:val="BodyText"/>
             </w:pPr>
             <w:pPr>
               <w:spacing w:before="0" w:after="0"/>
@@ -1705,7 +1631,7 @@
               <w:t xml:space="preserve"> </w:t>
             </w:r>
             <w:r>
-              <w:t xml:space="preserve">Définition — Support</w:t>
+              <w:t xml:space="preserve">Définition — Effet de support</w:t>
             </w:r>
           </w:p>
         </w:tc>
@@ -1729,7 +1655,7 @@
               <w:spacing w:before="16" w:after="16"/>
             </w:pPr>
             <w:r>
-              <w:t xml:space="preserve">Le support est la taille physique, définie par sa géométrie et son orientation, du volume sur lequel une variable régionalisée est mesurée.</w:t>
+              <w:t xml:space="preserve">L’effet de support désigne la modification de la distribution statistique d’une variable lorsque la taille ou la géométrie du volume sur lequel elle est définie varie. L’augmentation du support entraîne généralement une diminution de la variance et une atténuation des valeurs extrêmes.</w:t>
             </w:r>
           </w:p>
           <w:p/>
@@ -1741,15 +1667,143 @@
         <w:pStyle w:val="BodyText"/>
       </w:pPr>
       <w:r>
-        <w:t xml:space="preserve">Une carotte de forage constitue un support très fin, fournissant une information localisée et précise. À l’inverse, un bloc minier (par exemple 10 m × 10 m × 10 m) correspond à un support bien plus grand. À cette échelle, les teneurs ne sont plus directement mesurées, mais estimées à partir des données disponibles. La valeur associée à un bloc demeure donc une approximation de la réalité, qui ne sera connue avec certitude qu’au moment de son exploitation, c’est-à-dire lors de l’extraction du métal.</w:t>
-      </w:r>
-    </w:p>
+        <w:t xml:space="preserve">Une teneur mesurée sur un petit échantillon peut ainsi être très élevée ou très faible, tandis que la teneur moyenne d’un grand bloc varie généralement moins. Ce changement influence directement les quantités de matériau situées au-dessus d’une teneur de coupure.</w:t>
+      </w:r>
+    </w:p>
+    <w:p>
+      <w:pPr>
+        <w:pStyle w:val="Compact"/>
+        <w:numPr>
+          <w:ilvl w:val="0"/>
+          <w:numId w:val="1003"/>
+        </w:numPr>
+      </w:pPr>
+      <w:r>
+        <w:t xml:space="preserve">Comment l’information disponible au moment de la sélection influence-t-elle les quantités de minerai effectivement récupérables?</w:t>
+      </w:r>
+    </w:p>
+    <w:tbl>
+      <w:tblPr>
+        <w:tblStyle w:val="Table"/>
+        <w:tblLook w:firstRow="0" w:lastRow="0" w:firstColumn="0" w:lastColumn="0" w:noHBand="0" w:noVBand="0" w:val="0000"/>
+        <w:tblBorders>
+          <w:top w:val="single" w:sz="4" w:space="0" w:color="0758E5"/>
+          <w:left w:val="single" w:sz="24" w:space="0" w:color="0758E5"/>
+          <w:bottom w:val="single" w:sz="4" w:space="0" w:color="0758E5"/>
+          <w:right w:val="single" w:sz="4" w:space="0" w:color="0758E5"/>
+        </w:tblBorders>
+        <w:tblCellMar>
+          <w:left w:w="144" w:type="dxa"/>
+          <w:right w:w="144" w:type="dxa"/>
+        </w:tblCellMar>
+        <w:tblLook w:firstRow="0" w:lastRow="0" w:firstColumn="0" w:lastColumn="0" w:noHBand="0" w:noVBand="0" w:val="0000"/>
+      </w:tblPr>
+      <w:tr>
+        <w:trPr>
+          <w:cantSplit/>
+        </w:trPr>
+        <w:tc>
+          <w:tcPr>
+            <w:shd w:color="auto" w:fill="dae6fb" w:val="clear"/>
+            <w:tcMar>
+              <w:top w:w="92" w:type="dxa"/>
+              <w:bottom w:w="92" w:type="dxa"/>
+            </w:tcMar>
+          </w:tcPr>
+          <w:p>
+            <w:pPr>
+              <w:pStyle w:val="FirstParagraph"/>
+            </w:pPr>
+            <w:pPr>
+              <w:spacing w:before="0" w:after="0"/>
+              <w:textAlignment w:val="center"/>
+            </w:pPr>
+            <w:r>
+              <w:drawing>
+                <wp:inline>
+                  <wp:extent cx="152400" cy="152400"/>
+                  <wp:effectExtent b="0" l="0" r="0" t="0"/>
+                  <wp:docPr descr="" title="" id="51" name="Picture"/>
+                  <a:graphic>
+                    <a:graphicData uri="http://schemas.openxmlformats.org/drawingml/2006/picture">
+                      <pic:pic>
+                        <pic:nvPicPr>
+                          <pic:cNvPr descr="C:\Users\danyl\AppData\Local\Programs\Quarto\share\formats\docx\note.png" id="52" name="Picture"/>
+                          <pic:cNvPicPr>
+                            <a:picLocks noChangeArrowheads="1" noChangeAspect="1"/>
+                          </pic:cNvPicPr>
+                        </pic:nvPicPr>
+                        <pic:blipFill>
+                          <a:blip r:embed="rId23"/>
+                          <a:stretch>
+                            <a:fillRect/>
+                          </a:stretch>
+                        </pic:blipFill>
+                        <pic:spPr bwMode="auto">
+                          <a:xfrm>
+                            <a:off x="0" y="0"/>
+                            <a:ext cx="152400" cy="152400"/>
+                          </a:xfrm>
+                          <a:prstGeom prst="rect">
+                            <a:avLst/>
+                          </a:prstGeom>
+                          <a:noFill/>
+                          <a:ln w="9525">
+                            <a:noFill/>
+                            <a:headEnd/>
+                            <a:tailEnd/>
+                          </a:ln>
+                        </pic:spPr>
+                      </pic:pic>
+                    </a:graphicData>
+                  </a:graphic>
+                </wp:inline>
+              </w:drawing>
+            </w:r>
+            <w:r>
+              <w:t xml:space="preserve"> </w:t>
+            </w:r>
+            <w:r>
+              <w:t xml:space="preserve"> </w:t>
+            </w:r>
+            <w:r>
+              <w:t xml:space="preserve">Définition — Effet d’information</w:t>
+            </w:r>
+          </w:p>
+        </w:tc>
+      </w:tr>
+      <w:tr>
+        <w:trPr>
+          <w:cantSplit/>
+        </w:trPr>
+        <w:tc>
+          <w:tcPr>
+            <w:tcMar>
+              <w:top w:w="108" w:type="dxa"/>
+              <w:bottom w:w="108" w:type="dxa"/>
+            </w:tcMar>
+          </w:tcPr>
+          <w:p>
+            <w:pPr>
+              <w:pStyle w:val="BodyText"/>
+            </w:pPr>
+            <w:pPr>
+              <w:spacing w:before="16" w:after="16"/>
+            </w:pPr>
+            <w:r>
+              <w:t xml:space="preserve">L’effet d’information désigne l’écart entre une sélection fondée sur la teneur réelle des unités minières et une sélection fondée sur des teneurs estimées à partir d’une information limitée. Les erreurs d’estimation peuvent entraîner le classement de minerai comme stérile, ou de stérile comme minerai, particulièrement pour les blocs dont la teneur est proche de la teneur de coupure.</w:t>
+            </w:r>
+          </w:p>
+          <w:p/>
+        </w:tc>
+      </w:tr>
+    </w:tbl>
     <w:p>
       <w:pPr>
         <w:pStyle w:val="BodyText"/>
       </w:pPr>
       <w:r>
-        <w:t xml:space="preserve">Le passage d’un support fin (forage) à un support plus large (bloc) modifie profondément les propriétés des données. Ce phénomène est appelé effet de support. Lorsque le support augmente, les valeurs sont progressivement moyennées : les teneurs extrêmes — qu’elles soient élevées ou faibles — sont atténuées au profit de valeurs plus centrales, de plus en plus proches de la valeur moyenne des teneurs du gisement.</w:t>
+        <w:t xml:space="preserve">L’effet d’information dépend notamment de la quantité et de la qualité des données disponibles, de leur configuration spatiale et de la méthode d’estimation employée. Une information plus précise améliore la sélection des unités minières et réduit les erreurs de classification.</w:t>
       </w:r>
     </w:p>
     <w:p>
@@ -1757,15 +1811,150 @@
         <w:pStyle w:val="BodyText"/>
       </w:pPr>
       <w:r>
-        <w:t xml:space="preserve">Cet effet ne dépend pas seulement de la taille du support. Il dépend aussi de la continuité spatiale du gisement. Deux gisements peuvent avoir la même moyenne et la même variance à l’échelle des échantillons, mais ne pas réagir de la même façon lorsqu’on passe à l’échelle des blocs.</w:t>
-      </w:r>
-    </w:p>
+        <w:t xml:space="preserve">La suite de ce chapitre présente ces deux effets dans le contexte de l’estimation des ressources minières. Les principes introduits demeurent toutefois applicables à d’autres problèmes de modélisation spatiale.</w:t>
+      </w:r>
+    </w:p>
+    <w:bookmarkEnd w:id="53"/>
+    <w:bookmarkEnd w:id="54"/>
+    <w:bookmarkStart w:id="68" w:name="effet-de-support"/>
+    <w:p>
+      <w:pPr>
+        <w:pStyle w:val="Heading2"/>
+      </w:pPr>
+      <w:r>
+        <w:t xml:space="preserve">2 Effet de support</w:t>
+      </w:r>
+    </w:p>
+    <w:p>
+      <w:pPr>
+        <w:pStyle w:val="FirstParagraph"/>
+      </w:pPr>
+      <w:r>
+        <w:t xml:space="preserve">Le support correspond au domaine physique sur lequel une variable régionalisée est mesurée ou définie. Il se caractérise par sa taille, sa géométrie et son orientation. Un petit support fournit une information plus locale et moins moyennée, tandis qu’un grand support intègre les variations présentes sur un volume plus important.</w:t>
+      </w:r>
+    </w:p>
+    <w:tbl>
+      <w:tblPr>
+        <w:tblStyle w:val="Table"/>
+        <w:tblLook w:firstRow="0" w:lastRow="0" w:firstColumn="0" w:lastColumn="0" w:noHBand="0" w:noVBand="0" w:val="0000"/>
+        <w:tblBorders>
+          <w:top w:val="single" w:sz="4" w:space="0" w:color="0758E5"/>
+          <w:left w:val="single" w:sz="24" w:space="0" w:color="0758E5"/>
+          <w:bottom w:val="single" w:sz="4" w:space="0" w:color="0758E5"/>
+          <w:right w:val="single" w:sz="4" w:space="0" w:color="0758E5"/>
+        </w:tblBorders>
+        <w:tblCellMar>
+          <w:left w:w="144" w:type="dxa"/>
+          <w:right w:w="144" w:type="dxa"/>
+        </w:tblCellMar>
+        <w:tblLook w:firstRow="0" w:lastRow="0" w:firstColumn="0" w:lastColumn="0" w:noHBand="0" w:noVBand="0" w:val="0000"/>
+      </w:tblPr>
+      <w:tr>
+        <w:trPr>
+          <w:cantSplit/>
+        </w:trPr>
+        <w:tc>
+          <w:tcPr>
+            <w:shd w:color="auto" w:fill="dae6fb" w:val="clear"/>
+            <w:tcMar>
+              <w:top w:w="92" w:type="dxa"/>
+              <w:bottom w:w="92" w:type="dxa"/>
+            </w:tcMar>
+          </w:tcPr>
+          <w:p>
+            <w:pPr>
+              <w:pStyle w:val="BodyText"/>
+            </w:pPr>
+            <w:pPr>
+              <w:spacing w:before="0" w:after="0"/>
+              <w:textAlignment w:val="center"/>
+            </w:pPr>
+            <w:r>
+              <w:drawing>
+                <wp:inline>
+                  <wp:extent cx="152400" cy="152400"/>
+                  <wp:effectExtent b="0" l="0" r="0" t="0"/>
+                  <wp:docPr descr="" title="" id="55" name="Picture"/>
+                  <a:graphic>
+                    <a:graphicData uri="http://schemas.openxmlformats.org/drawingml/2006/picture">
+                      <pic:pic>
+                        <pic:nvPicPr>
+                          <pic:cNvPr descr="C:\Users\danyl\AppData\Local\Programs\Quarto\share\formats\docx\note.png" id="56" name="Picture"/>
+                          <pic:cNvPicPr>
+                            <a:picLocks noChangeArrowheads="1" noChangeAspect="1"/>
+                          </pic:cNvPicPr>
+                        </pic:nvPicPr>
+                        <pic:blipFill>
+                          <a:blip r:embed="rId23"/>
+                          <a:stretch>
+                            <a:fillRect/>
+                          </a:stretch>
+                        </pic:blipFill>
+                        <pic:spPr bwMode="auto">
+                          <a:xfrm>
+                            <a:off x="0" y="0"/>
+                            <a:ext cx="152400" cy="152400"/>
+                          </a:xfrm>
+                          <a:prstGeom prst="rect">
+                            <a:avLst/>
+                          </a:prstGeom>
+                          <a:noFill/>
+                          <a:ln w="9525">
+                            <a:noFill/>
+                            <a:headEnd/>
+                            <a:tailEnd/>
+                          </a:ln>
+                        </pic:spPr>
+                      </pic:pic>
+                    </a:graphicData>
+                  </a:graphic>
+                </wp:inline>
+              </w:drawing>
+            </w:r>
+            <w:r>
+              <w:t xml:space="preserve"> </w:t>
+            </w:r>
+            <w:r>
+              <w:t xml:space="preserve"> </w:t>
+            </w:r>
+            <w:r>
+              <w:t xml:space="preserve">Définition — Support</w:t>
+            </w:r>
+          </w:p>
+        </w:tc>
+      </w:tr>
+      <w:tr>
+        <w:trPr>
+          <w:cantSplit/>
+        </w:trPr>
+        <w:tc>
+          <w:tcPr>
+            <w:tcMar>
+              <w:top w:w="108" w:type="dxa"/>
+              <w:bottom w:w="108" w:type="dxa"/>
+            </w:tcMar>
+          </w:tcPr>
+          <w:p>
+            <w:pPr>
+              <w:pStyle w:val="BodyText"/>
+            </w:pPr>
+            <w:pPr>
+              <w:spacing w:before="16" w:after="16"/>
+            </w:pPr>
+            <w:r>
+              <w:t xml:space="preserve">Le support est le domaine physique, défini par sa taille, sa géométrie et son orientation, sur lequel une variable régionalisée est mesurée, estimée ou moyennée.</w:t>
+            </w:r>
+          </w:p>
+          <w:p/>
+        </w:tc>
+      </w:tr>
+    </w:tbl>
     <w:p>
       <w:pPr>
         <w:pStyle w:val="BodyText"/>
       </w:pPr>
       <w:r>
-        <w:t xml:space="preserve">Si les zones riches sont continues, le changement de support aura généralement moins d’effet. Les fortes teneurs restent plus regroupées dans l’espace. À l’inverse, si les zones riches sont très dispersées, le passage à un support plus grand va les mélanger davantage avec des zones plus pauvres. Les valeurs extrêmes seront alors plus fortement atténuées.</w:t>
+        <w:t xml:space="preserve">Un échantillon de carotte, analysé sur une longueur donnée, présente un volume relativement faible par rapport à celui d’un bloc minier de plsuieurs mètres cubes. La teneur de l’échantillon est mesurée sur le matériau prélevé, tandis que la teneur du bloc minier ne peut être mesurée qu’une fois celui-ci exploité. Il est donc estimée à partir des données disponibles et du modèle spatial retenu.</w:t>
       </w:r>
     </w:p>
     <w:p>
@@ -1773,156 +1962,163 @@
         <w:pStyle w:val="BodyText"/>
       </w:pPr>
       <w:r>
-        <w:t xml:space="preserve">C’est pour cette raison que le changement de support ne peut pas être séparé de la continuité spatiale. Cette continuité est décrite par le variogramme, que nous verrons au prochain chapitre. De manière générale, plus le support augmente, plus la variabilité diminue, parce que les valeurs fortes et faibles sont moyennées à l’intérieur des blocs</w:t>
+        <w:t xml:space="preserve">La valeur estimée d’un bloc constitue donc une représentation imparfaite de sa teneur moyenne réelle. Les données de contrôle de teneur et de production permettent de mieux caractériser cette teneur au moment de l’exploitation, sans toutefois la connaître exactement en raison de l’échantillonnage, de la dilution, des pertes et du mélange des matériaux.</w:t>
+      </w:r>
+    </w:p>
+    <w:p>
+      <w:pPr>
+        <w:pStyle w:val="BodyText"/>
+      </w:pPr>
+      <w:r>
+        <w:t xml:space="preserve">Le passage d’un petit support à un support plus grand modifie la distribution statistique de la variable. Ce phénomène est appelé</w:t>
+      </w:r>
+      <w:r>
+        <w:t xml:space="preserve"> </w:t>
       </w:r>
       <w:r>
         <w:rPr>
-          <w:rStyle w:val="FootnoteReference"/>
+          <w:b/>
+          <w:bCs/>
         </w:rPr>
-        <w:footnoteReference w:id="51"/>
-      </w:r>
-      <w:r>
-        <w:t xml:space="preserve">.</w:t>
-      </w:r>
-    </w:p>
-    <w:bookmarkEnd w:id="52"/>
-    <w:bookmarkStart w:id="53" w:name="atelier-interactif-6.1-effet-du-support"/>
-    <w:p>
-      <w:pPr>
-        <w:pStyle w:val="Heading2"/>
-      </w:pPr>
-      <w:r>
-        <w:t xml:space="preserve">🧮 Atelier interactif 6.1 — Effet du support</w:t>
-      </w:r>
-    </w:p>
-    <w:p>
-      <w:pPr>
-        <w:pStyle w:val="FirstParagraph"/>
-      </w:pPr>
-      <w:r>
-        <w:t xml:space="preserve">Cet atelier interactif est disponible uniquement dans la version web du chapitre. Il illustre l’effet de support : en agrégeant les teneurs par blocs de taille croissante, la variabilité diminue d’autant plus vite que la continuité spatiale du gisement est faible, tandis que la moyenne est préservée.</w:t>
-      </w:r>
-    </w:p>
+        <w:t xml:space="preserve">effet de support</w:t>
+      </w:r>
+      <w:r>
+        <w:t xml:space="preserve">. Lorsque le support augmente, les valeurs locales sont moyennées sur des volumes plus étendus. La distribution des teneurs se resserre alors généralement autour de sa moyenne : sa variance diminue et les valeurs extrêmes s’atténuent.</w:t>
+      </w:r>
+    </w:p>
+    <w:tbl>
+      <w:tblPr>
+        <w:tblStyle w:val="Table"/>
+        <w:tblLook w:firstRow="0" w:lastRow="0" w:firstColumn="0" w:lastColumn="0" w:noHBand="0" w:noVBand="0" w:val="0000"/>
+        <w:tblBorders>
+          <w:top w:val="single" w:sz="4" w:space="0" w:color="0758E5"/>
+          <w:left w:val="single" w:sz="24" w:space="0" w:color="0758E5"/>
+          <w:bottom w:val="single" w:sz="4" w:space="0" w:color="0758E5"/>
+          <w:right w:val="single" w:sz="4" w:space="0" w:color="0758E5"/>
+        </w:tblBorders>
+        <w:tblCellMar>
+          <w:left w:w="144" w:type="dxa"/>
+          <w:right w:w="144" w:type="dxa"/>
+        </w:tblCellMar>
+        <w:tblLook w:firstRow="0" w:lastRow="0" w:firstColumn="0" w:lastColumn="0" w:noHBand="0" w:noVBand="0" w:val="0000"/>
+      </w:tblPr>
+      <w:tr>
+        <w:trPr>
+          <w:cantSplit/>
+        </w:trPr>
+        <w:tc>
+          <w:tcPr>
+            <w:shd w:color="auto" w:fill="dae6fb" w:val="clear"/>
+            <w:tcMar>
+              <w:top w:w="92" w:type="dxa"/>
+              <w:bottom w:w="92" w:type="dxa"/>
+            </w:tcMar>
+          </w:tcPr>
+          <w:p>
+            <w:pPr>
+              <w:pStyle w:val="BodyText"/>
+            </w:pPr>
+            <w:pPr>
+              <w:spacing w:before="0" w:after="0"/>
+              <w:textAlignment w:val="center"/>
+            </w:pPr>
+            <w:r>
+              <w:drawing>
+                <wp:inline>
+                  <wp:extent cx="152400" cy="152400"/>
+                  <wp:effectExtent b="0" l="0" r="0" t="0"/>
+                  <wp:docPr descr="" title="" id="57" name="Picture"/>
+                  <a:graphic>
+                    <a:graphicData uri="http://schemas.openxmlformats.org/drawingml/2006/picture">
+                      <pic:pic>
+                        <pic:nvPicPr>
+                          <pic:cNvPr descr="C:\Users\danyl\AppData\Local\Programs\Quarto\share\formats\docx\note.png" id="58" name="Picture"/>
+                          <pic:cNvPicPr>
+                            <a:picLocks noChangeArrowheads="1" noChangeAspect="1"/>
+                          </pic:cNvPicPr>
+                        </pic:nvPicPr>
+                        <pic:blipFill>
+                          <a:blip r:embed="rId23"/>
+                          <a:stretch>
+                            <a:fillRect/>
+                          </a:stretch>
+                        </pic:blipFill>
+                        <pic:spPr bwMode="auto">
+                          <a:xfrm>
+                            <a:off x="0" y="0"/>
+                            <a:ext cx="152400" cy="152400"/>
+                          </a:xfrm>
+                          <a:prstGeom prst="rect">
+                            <a:avLst/>
+                          </a:prstGeom>
+                          <a:noFill/>
+                          <a:ln w="9525">
+                            <a:noFill/>
+                            <a:headEnd/>
+                            <a:tailEnd/>
+                          </a:ln>
+                        </pic:spPr>
+                      </pic:pic>
+                    </a:graphicData>
+                  </a:graphic>
+                </wp:inline>
+              </w:drawing>
+            </w:r>
+            <w:r>
+              <w:t xml:space="preserve"> </w:t>
+            </w:r>
+            <w:r>
+              <w:t xml:space="preserve"> </w:t>
+            </w:r>
+            <w:r>
+              <w:t xml:space="preserve">Définition — Effet de support</w:t>
+            </w:r>
+          </w:p>
+        </w:tc>
+      </w:tr>
+      <w:tr>
+        <w:trPr>
+          <w:cantSplit/>
+        </w:trPr>
+        <w:tc>
+          <w:tcPr>
+            <w:tcMar>
+              <w:top w:w="108" w:type="dxa"/>
+              <w:bottom w:w="108" w:type="dxa"/>
+            </w:tcMar>
+          </w:tcPr>
+          <w:p>
+            <w:pPr>
+              <w:pStyle w:val="BodyText"/>
+            </w:pPr>
+            <w:pPr>
+              <w:spacing w:before="16" w:after="16"/>
+            </w:pPr>
+            <w:r>
+              <w:t xml:space="preserve">L’effet de support désigne la modification de la distribution statistique d’une variable régionalisée lorsque la taille, la géométrie ou l’orientation de son support change. Pour un support plus grand, la variance est généralement plus faible en raison de la moyenne des valeurs à l’intérieur du volume.</w:t>
+            </w:r>
+          </w:p>
+          <w:p/>
+        </w:tc>
+      </w:tr>
+    </w:tbl>
     <w:p>
       <w:pPr>
         <w:pStyle w:val="BodyText"/>
       </w:pPr>
       <w:r>
-        <w:t xml:space="preserve">Enfin, bien que des supports plus petits permettent de mieux représenter les zones riches, c’est-à-dire de faciliter la sélection des blocs miniers les plus riches, leur utilisation est limitée par des contraintes opérationnelles (équipements, coûts, sécurité, stabilité des excavations). La taille des blocs résulte donc d’un compromis entre la précision et la faisabilité. En pratique, on ne peut pas « creuser des blocs à la petite cuillère ».</w:t>
-      </w:r>
-    </w:p>
-    <w:p>
-      <w:pPr>
-        <w:pStyle w:val="BodyText"/>
-      </w:pPr>
-      <w:r>
-        <w:t xml:space="preserve">Pour un futur ingénieur, l’effet de support est important à comprendre, parce qu’il influence directement la façon dont on lit les données et dont on planifie l’exploitation. Un modèle construit à l’échelle des échantillons ne donnera pas la même information qu’un modèle utilisé à l’échelle des blocs. Il faut donc savoir ce qui change lorsqu’on passe d’un support à l’autre.</w:t>
-      </w:r>
-    </w:p>
-    <w:p>
-      <w:pPr>
-        <w:pStyle w:val="BodyText"/>
-      </w:pPr>
-      <w:r>
-        <w:t xml:space="preserve">La géostatistique aide justement à traiter ce problème. Elle permet de mieux comprendre comment la variabilité se transforme avec le support et comment cette transformation peut influencer l’estimation, la sélection du minerai et les décisions minières.</w:t>
-      </w:r>
-    </w:p>
-    <w:bookmarkEnd w:id="53"/>
-    <w:bookmarkStart w:id="60" w:name="effet-dinformation"/>
-    <w:p>
-      <w:pPr>
-        <w:pStyle w:val="Heading2"/>
-      </w:pPr>
-      <w:r>
-        <w:t xml:space="preserve">3 Effet d’information</w:t>
-      </w:r>
-    </w:p>
-    <w:p>
-      <w:pPr>
-        <w:pStyle w:val="FirstParagraph"/>
-      </w:pPr>
-      <w:r>
-        <w:t xml:space="preserve">Dans l’estimation des ressources minières, le nombre de forages effectués détermine en grande partie la qualité de l’estimation. Il est en effet bien plus facile d’estimer une valeur précise à partir d’un million d’observations qu’à partir d’une seule. Plus on dispose de données, plus les estimations sont fidèles à la réalité géologique. Ce phénomène est appelé l’effet d’information.</w:t>
-      </w:r>
-    </w:p>
-    <w:p>
-      <w:pPr>
-        <w:pStyle w:val="BodyText"/>
-      </w:pPr>
-      <w:r>
-        <w:t xml:space="preserve">Cependant, l’effet d’information ne dépend pas uniquement de la quantité de données. Leur qualité et leur positionnement comptent tout autant. Par exemple, ajouter un forage supplémentaire dans une petite zone déjà criblée de données n’apporte pas un gain d’information significatif. Le défi, qu’on explorera en détail plus tard, est de positionner intelligemment les forages pour maximiser ce gain d’information tout en limitant leur nombre. Un forage exploratoire coûte plusieurs milliers de dollars (environ 200 $/m</w:t>
-      </w:r>
-      <w:r>
-        <w:rPr>
-          <w:rStyle w:val="FootnoteReference"/>
-        </w:rPr>
-        <w:footnoteReference w:id="54"/>
-      </w:r>
-      <w:r>
-        <w:t xml:space="preserve">), ce qui justifie de toujours réfléchir au meilleur endroit pour qu’un nouveau forage soit réellement utile plutôt que de forer au hasard.</w:t>
-      </w:r>
-    </w:p>
-    <w:bookmarkStart w:id="59" w:name="notion-dincertitudes-erreurs-et-biais"/>
-    <w:p>
-      <w:pPr>
-        <w:pStyle w:val="Heading3"/>
-      </w:pPr>
-      <w:r>
-        <w:t xml:space="preserve">3.1 Notion d’incertitudes : erreurs et biais</w:t>
-      </w:r>
-    </w:p>
-    <w:p>
-      <w:pPr>
-        <w:pStyle w:val="FirstParagraph"/>
-      </w:pPr>
-      <w:r>
-        <w:t xml:space="preserve">Les informations issues des forages sont souvent imparfaites. Elles peuvent être entachées d’erreurs : de localisation des carottes dans l’espace, d’analyse des teneurs en laboratoire, ou encore de modélisation (par exemple, l’interprétation géophysique ou l’utilisation de l’intelligence artificielle pour l’analyse en continu des carottes de forage). Ces erreurs font en sorte que les observations ne correspondent pas toujours à la teneur réelle sur le terrain. Il y aura donc toujours un biais ou une erreur, ce qui empêche de garantir que la teneur mesurée soit exactement égale à la teneur réelle.</w:t>
-      </w:r>
-    </w:p>
-    <w:p>
-      <w:pPr>
-        <w:pStyle w:val="BodyText"/>
-      </w:pPr>
-      <w:r>
-        <w:t xml:space="preserve">Ainsi, les estimations ne seront pas nécessairement fidèles à la réalité. Ces erreurs, combinées à un manque de données, donnent toute sa mesure à l’effet d’information.</w:t>
-      </w:r>
-    </w:p>
-    <w:p>
-      <w:pPr>
-        <w:pStyle w:val="BodyText"/>
-      </w:pPr>
-      <w:r>
-        <w:t xml:space="preserve">C’est pourquoi on récupère toujours moins de métal avec des estimations qu’avec les valeurs réelles : les décisions d’exploitation sont prises à partir d’estimations imparfaites, alors que l’exploitation se heurte à une réalité géologique qui n’est jamais maîtrisée parfaitement.</w:t>
-      </w:r>
-    </w:p>
-    <w:p>
-      <w:pPr>
-        <w:pStyle w:val="BodyText"/>
-      </w:pPr>
-      <w:r>
-        <w:t xml:space="preserve">Ce principe est directement lié aux notions de faux positifs (dépenser des ressources pour extraire et traiter une roche sans valeur économique) et de faux négatifs (laisser du minerai précieux sur place ou ne pas le traiter, car on estime à tort qu’il n’est pas rentable).</w:t>
-      </w:r>
-    </w:p>
-    <w:p>
-      <w:pPr>
-        <w:pStyle w:val="BodyText"/>
-      </w:pPr>
-      <w:r>
-        <w:t xml:space="preserve">Comme le montre la</w:t>
-      </w:r>
-      <w:r>
-        <w:t xml:space="preserve"> </w:t>
-      </w:r>
-      <w:hyperlink w:anchor="fig-information">
+        <w:t xml:space="preserve">L’importance de cet effet dépend non seulement de la taille du support, mais également de la continuité spatiale du phénomène. Deux gisements peuvent présenter la même moyenne et la même variance à l’échelle des échantillons, mais des distributions différentes à l’échelle des blocs si leur organisation spatiale diffère (</w:t>
+      </w:r>
+      <w:hyperlink w:anchor="fig-c6-effet-support">
         <w:r>
           <w:rPr>
             <w:rStyle w:val="Hyperlink"/>
           </w:rPr>
-          <w:t xml:space="preserve">Figure 1</w:t>
+          <w:t xml:space="preserve">Figure 4</w:t>
         </w:r>
       </w:hyperlink>
       <w:r>
-        <w:t xml:space="preserve">, il existe une différence cruciale entre les teneurs estimées et celles réellement mesurées après l’exploitation. La figure illustre la dispersion des données autour de la ligne d’égalité (teneur réelle = teneur estimée). Lorsque les points se situent sous cette ligne, la teneur réelle est surestimée ; à l’inverse, lorsqu’ils se situent au-dessus, elle est sous-estimée.</w:t>
+        <w:t xml:space="preserve">).</w:t>
       </w:r>
     </w:p>
     <w:p>
@@ -1930,31 +2126,7 @@
         <w:pStyle w:val="BodyText"/>
       </w:pPr>
       <w:r>
-        <w:t xml:space="preserve">En pratique, on prend toujours les décisions à partir d’un modèle, donc à partir de teneurs estimées. Si la teneur de coupure est fixée à 2 ppm, tous les blocs estimés au-dessus de 2 ppm seront envoyés au concentrateur.</w:t>
-      </w:r>
-    </w:p>
-    <w:p>
-      <w:pPr>
-        <w:pStyle w:val="BodyText"/>
-      </w:pPr>
-      <w:r>
-        <w:t xml:space="preserve">Le problème, c’est que certains blocs peuvent être mal classés. Un bloc estimé au-dessus de 2 ppm peut en réalité être sous ce seuil. Il sera donc traité même s’il n’est pas vraiment rentable. C’est le cas des points bleus. À l’inverse, un bloc réellement au-dessus de 2 ppm peut être estimé trop bas et être envoyé à la halde stérile. C’est le cas des points rouges.</w:t>
-      </w:r>
-    </w:p>
-    <w:p>
-      <w:pPr>
-        <w:pStyle w:val="BodyText"/>
-      </w:pPr>
-      <w:r>
-        <w:t xml:space="preserve">Ces erreurs ont un effet direct. On peut traiter du matériau qui ne rapporte pas assez pour couvrir les coûts, ou perdre du matériau qui aurait pu être valorisé. La qualité de l’estimation influence donc directement la sélection du minerai.</w:t>
-      </w:r>
-    </w:p>
-    <w:p>
-      <w:pPr>
-        <w:pStyle w:val="BodyText"/>
-      </w:pPr>
-      <w:r>
-        <w:t xml:space="preserve">L’effet d’information rappelle pourquoi il est nécessaire de bien connaître le gisement, et pourquoi on cherche toujours à approfondir cette connaissance.</w:t>
+        <w:t xml:space="preserve">Lorsque les teneurs présentent une forte continuité spatiale, les valeurs regroupées dans un même bloc tendent à être semblables. Leur moyenne entraîne alors une réduction relativement limitée de la variance. À l’inverse, lorsque les fortes et les faibles teneurs sont étroitement entremêlées, leur regroupement dans de grands blocs produit un lissage plus important.</w:t>
       </w:r>
     </w:p>
     <w:tbl>
@@ -1970,7 +2142,7 @@
       <w:tr>
         <w:tc>
           <w:tcPr/>
-          <w:bookmarkStart w:id="58" w:name="fig-information"/>
+          <w:bookmarkStart w:id="62" w:name="fig-c6-effet-support"/>
           <w:p>
             <w:pPr>
               <w:pStyle w:val="Compact"/>
@@ -1979,20 +2151,723 @@
             <w:r>
               <w:drawing>
                 <wp:inline>
-                  <wp:extent cx="2698439" cy="2596128"/>
+                  <wp:extent cx="5334000" cy="4728365"/>
                   <wp:effectExtent b="0" l="0" r="0" t="0"/>
-                  <wp:docPr descr="" title="" id="56" name="Picture"/>
+                  <wp:docPr descr="" title="" id="60" name="Picture"/>
                   <a:graphic>
                     <a:graphicData uri="http://schemas.openxmlformats.org/drawingml/2006/picture">
                       <pic:pic>
                         <pic:nvPicPr>
-                          <pic:cNvPr descr="images/C6_Information.png" id="57" name="Picture"/>
+                          <pic:cNvPr descr="images/c6_04_effet_support.png" id="61" name="Picture"/>
                           <pic:cNvPicPr>
                             <a:picLocks noChangeArrowheads="1" noChangeAspect="1"/>
                           </pic:cNvPicPr>
                         </pic:nvPicPr>
                         <pic:blipFill>
-                          <a:blip r:embed="rId55"/>
+                          <a:blip r:embed="rId59"/>
+                          <a:stretch>
+                            <a:fillRect/>
+                          </a:stretch>
+                        </pic:blipFill>
+                        <pic:spPr bwMode="auto">
+                          <a:xfrm>
+                            <a:off x="0" y="0"/>
+                            <a:ext cx="5334000" cy="4728365"/>
+                          </a:xfrm>
+                          <a:prstGeom prst="rect">
+                            <a:avLst/>
+                          </a:prstGeom>
+                          <a:noFill/>
+                          <a:ln w="9525">
+                            <a:noFill/>
+                            <a:headEnd/>
+                            <a:tailEnd/>
+                          </a:ln>
+                        </pic:spPr>
+                      </pic:pic>
+                    </a:graphicData>
+                  </a:graphic>
+                </wp:inline>
+              </w:drawing>
+            </w:r>
+          </w:p>
+          <w:p>
+            <w:pPr>
+              <w:jc w:val="center"/>
+            </w:pPr>
+            <w:pPr>
+              <w:jc w:val="left"/>
+              <w:spacing w:before="200"/>
+              <w:pStyle w:val="ImageCaption"/>
+            </w:pPr>
+            <w:r>
+              <w:t xml:space="preserve">Figure 4: Effet de la continuité spatiale sur l’effet de support : deux gisements de même distribution ponctuelle mais de continuités différentes (courte vs longue portée) donnent des distributions par bloc différentes ; la variance de bloc est plus faible pour le gisement à forte continuité.</w:t>
+            </w:r>
+          </w:p>
+          <w:bookmarkEnd w:id="62"/>
+        </w:tc>
+      </w:tr>
+    </w:tbl>
+    <w:p>
+      <w:pPr>
+        <w:pStyle w:val="BodyText"/>
+      </w:pPr>
+      <w:r>
+        <w:t xml:space="preserve">Le changement de support ne peut donc pas être étudié indépendamment de la structure spatiale. Celle-ci est notamment décrite par le variogramme, qui sera présenté au prochain chapitre. De manière générale, l’effet de support dépend de la variabilité des teneurs à l’intérieur du bloc et de la relation spatiale entre les valeurs qui y sont regroupées</w:t>
+      </w:r>
+      <w:r>
+        <w:rPr>
+          <w:rStyle w:val="FootnoteReference"/>
+        </w:rPr>
+        <w:footnoteReference w:id="63"/>
+      </w:r>
+      <w:r>
+        <w:t xml:space="preserve">.</w:t>
+      </w:r>
+    </w:p>
+    <w:tbl>
+      <w:tblPr>
+        <w:tblStyle w:val="Table"/>
+        <w:tblW w:type="pct" w:w="5000"/>
+        <w:tblLayout w:type="fixed"/>
+        <w:tblLook w:firstRow="0" w:lastRow="0" w:firstColumn="0" w:lastColumn="0" w:noHBand="0" w:noVBand="0" w:val="0000"/>
+      </w:tblPr>
+      <w:tblGrid>
+        <w:gridCol w:w="7920"/>
+      </w:tblGrid>
+      <w:tr>
+        <w:tc>
+          <w:tcPr/>
+          <w:bookmarkStart w:id="67" w:name="fig-support"/>
+          <w:p>
+            <w:pPr>
+              <w:pStyle w:val="Compact"/>
+              <w:jc w:val="center"/>
+            </w:pPr>
+            <w:r>
+              <w:drawing>
+                <wp:inline>
+                  <wp:extent cx="4267200" cy="3826697"/>
+                  <wp:effectExtent b="0" l="0" r="0" t="0"/>
+                  <wp:docPr descr="" title="" id="65" name="Picture"/>
+                  <a:graphic>
+                    <a:graphicData uri="http://schemas.openxmlformats.org/drawingml/2006/picture">
+                      <pic:pic>
+                        <pic:nvPicPr>
+                          <pic:cNvPr descr="images/C6_EffetSupport.png" id="66" name="Picture"/>
+                          <pic:cNvPicPr>
+                            <a:picLocks noChangeArrowheads="1" noChangeAspect="1"/>
+                          </pic:cNvPicPr>
+                        </pic:nvPicPr>
+                        <pic:blipFill>
+                          <a:blip r:embed="rId64"/>
+                          <a:stretch>
+                            <a:fillRect/>
+                          </a:stretch>
+                        </pic:blipFill>
+                        <pic:spPr bwMode="auto">
+                          <a:xfrm>
+                            <a:off x="0" y="0"/>
+                            <a:ext cx="4267200" cy="3826697"/>
+                          </a:xfrm>
+                          <a:prstGeom prst="rect">
+                            <a:avLst/>
+                          </a:prstGeom>
+                          <a:noFill/>
+                          <a:ln w="9525">
+                            <a:noFill/>
+                            <a:headEnd/>
+                            <a:tailEnd/>
+                          </a:ln>
+                        </pic:spPr>
+                      </pic:pic>
+                    </a:graphicData>
+                  </a:graphic>
+                </wp:inline>
+              </w:drawing>
+            </w:r>
+          </w:p>
+          <w:p>
+            <w:pPr>
+              <w:jc w:val="center"/>
+            </w:pPr>
+            <w:pPr>
+              <w:jc w:val="left"/>
+              <w:spacing w:before="200"/>
+              <w:pStyle w:val="ImageCaption"/>
+            </w:pPr>
+            <w:r>
+              <w:t xml:space="preserve">Figure 5: Effet du support sur la distribution des teneurs. À mesure que le support augmente, les teneurs sont moyennées : la distribution se resserre autour de la moyenne et les valeurs extrêmes s’atténuent. La moyenne du gisement, elle, reste inchangée. Pour une teneur de coupure donnée, la proportion de blocs sélectionnés — et donc le tonnage et la teneur récupérés — dépend du support (zones colorées : sous</w:t>
+            </w:r>
+            <w:r>
+              <w:t xml:space="preserve"> </w:t>
+            </w:r>
+            <m:oMath>
+              <m:sSub>
+                <m:e>
+                  <m:r>
+                    <m:t>z</m:t>
+                  </m:r>
+                </m:e>
+                <m:sub>
+                  <m:r>
+                    <m:t>c</m:t>
+                  </m:r>
+                  <m:r>
+                    <m:t>1</m:t>
+                  </m:r>
+                </m:sub>
+              </m:sSub>
+            </m:oMath>
+            <w:r>
+              <w:t xml:space="preserve"> </w:t>
+            </w:r>
+            <w:r>
+              <w:t xml:space="preserve">et au-dessus de</w:t>
+            </w:r>
+            <w:r>
+              <w:t xml:space="preserve"> </w:t>
+            </w:r>
+            <m:oMath>
+              <m:sSub>
+                <m:e>
+                  <m:r>
+                    <m:t>z</m:t>
+                  </m:r>
+                </m:e>
+                <m:sub>
+                  <m:r>
+                    <m:t>c</m:t>
+                  </m:r>
+                  <m:r>
+                    <m:t>2</m:t>
+                  </m:r>
+                </m:sub>
+              </m:sSub>
+            </m:oMath>
+            <w:r>
+              <w:t xml:space="preserve">).</w:t>
+            </w:r>
+          </w:p>
+          <w:bookmarkEnd w:id="67"/>
+        </w:tc>
+      </w:tr>
+    </w:tbl>
+    <w:bookmarkEnd w:id="68"/>
+    <w:bookmarkStart w:id="69" w:name="atelier-interactif-6.1-effet-du-support"/>
+    <w:p>
+      <w:pPr>
+        <w:pStyle w:val="Heading2"/>
+      </w:pPr>
+      <w:r>
+        <w:t xml:space="preserve">🧮 Atelier interactif 6.1 — Effet du support</w:t>
+      </w:r>
+    </w:p>
+    <w:p>
+      <w:pPr>
+        <w:pStyle w:val="FirstParagraph"/>
+      </w:pPr>
+      <w:r>
+        <w:t xml:space="preserve">Cet atelier interactif n’est disponible que dans la version web du chapitre.</w:t>
+      </w:r>
+    </w:p>
+    <w:p>
+      <w:pPr>
+        <w:pStyle w:val="BodyText"/>
+      </w:pPr>
+      <w:r>
+        <w:t xml:space="preserve">Un support plus petit peut permettre une sélection plus fine du minerai et du stérile, à condition que les données disponibles soient suffisamment nombreuses pour représenter cette échelle. Toutefois, réduire la taille des blocs du modèle ne suffit pas à améliorer la précision de l’estimation ni à accroître la sélectivité réellement applicable lors de l’exploitation.</w:t>
+      </w:r>
+    </w:p>
+    <w:p>
+      <w:pPr>
+        <w:pStyle w:val="BodyText"/>
+      </w:pPr>
+      <w:r>
+        <w:t xml:space="preserve">Il faut donc distinguer la taille des blocs du modèle, qui correspond à une discrétisation numérique, du support réel de la sélection minière. Ce dernier dépend notamment des méthodes d’exploitation, des équipements, du patron de forage et de sautage, de la dilution, des contraintes de stabilité et des coûts.</w:t>
+      </w:r>
+    </w:p>
+    <w:p>
+      <w:pPr>
+        <w:pStyle w:val="BodyText"/>
+      </w:pPr>
+      <w:r>
+        <w:t xml:space="preserve">L’effet de support influence ainsi la comparaison entre les données d’échantillonnage, les estimations du modèle et les unités effectivement exploitées. La géostatistique fournit les outils nécessaires pour représenter ce changement d’échelle et en évaluer les conséquences sur la distribution des teneurs, le tonnage sélectionné et la quantité de métal estimée.</w:t>
+      </w:r>
+    </w:p>
+    <w:bookmarkEnd w:id="69"/>
+    <w:bookmarkStart w:id="82" w:name="effet-dinformation"/>
+    <w:p>
+      <w:pPr>
+        <w:pStyle w:val="Heading2"/>
+      </w:pPr>
+      <w:r>
+        <w:t xml:space="preserve">3 Effet d’information</w:t>
+      </w:r>
+    </w:p>
+    <w:p>
+      <w:pPr>
+        <w:pStyle w:val="FirstParagraph"/>
+      </w:pPr>
+      <w:r>
+        <w:t xml:space="preserve">Dans un gisement, la teneur réelle de chaque unité minière n’est pas connue au moment de planifier l’exploitation. La sélection du minerai et du stérile repose donc sur des teneurs estimées à partir des forages et du modèle géostatistique.</w:t>
+      </w:r>
+    </w:p>
+    <w:p>
+      <w:pPr>
+        <w:pStyle w:val="BodyText"/>
+      </w:pPr>
+      <w:r>
+        <w:t xml:space="preserve">Si les teneurs réelles de tous les blocs étaient connues, la sélection pourrait être effectuée directement en fonction de la teneur de coupure. En pratique, l’information disponible est limitée et les estimations comportent une incertitude. Certains blocs sont alors classés du mauvais côté de la teneur de coupure. Cette différence entre une sélection fondée sur une information parfaite et une sélection fondée sur les estimations disponibles constitue l’effet d’information.</w:t>
+      </w:r>
+    </w:p>
+    <w:tbl>
+      <w:tblPr>
+        <w:tblStyle w:val="Table"/>
+        <w:tblLook w:firstRow="0" w:lastRow="0" w:firstColumn="0" w:lastColumn="0" w:noHBand="0" w:noVBand="0" w:val="0000"/>
+        <w:tblBorders>
+          <w:top w:val="single" w:sz="4" w:space="0" w:color="0758E5"/>
+          <w:left w:val="single" w:sz="24" w:space="0" w:color="0758E5"/>
+          <w:bottom w:val="single" w:sz="4" w:space="0" w:color="0758E5"/>
+          <w:right w:val="single" w:sz="4" w:space="0" w:color="0758E5"/>
+        </w:tblBorders>
+        <w:tblCellMar>
+          <w:left w:w="144" w:type="dxa"/>
+          <w:right w:w="144" w:type="dxa"/>
+        </w:tblCellMar>
+        <w:tblLook w:firstRow="0" w:lastRow="0" w:firstColumn="0" w:lastColumn="0" w:noHBand="0" w:noVBand="0" w:val="0000"/>
+      </w:tblPr>
+      <w:tr>
+        <w:trPr>
+          <w:cantSplit/>
+        </w:trPr>
+        <w:tc>
+          <w:tcPr>
+            <w:shd w:color="auto" w:fill="dae6fb" w:val="clear"/>
+            <w:tcMar>
+              <w:top w:w="92" w:type="dxa"/>
+              <w:bottom w:w="92" w:type="dxa"/>
+            </w:tcMar>
+          </w:tcPr>
+          <w:p>
+            <w:pPr>
+              <w:pStyle w:val="BodyText"/>
+            </w:pPr>
+            <w:pPr>
+              <w:spacing w:before="0" w:after="0"/>
+              <w:textAlignment w:val="center"/>
+            </w:pPr>
+            <w:r>
+              <w:drawing>
+                <wp:inline>
+                  <wp:extent cx="152400" cy="152400"/>
+                  <wp:effectExtent b="0" l="0" r="0" t="0"/>
+                  <wp:docPr descr="" title="" id="70" name="Picture"/>
+                  <a:graphic>
+                    <a:graphicData uri="http://schemas.openxmlformats.org/drawingml/2006/picture">
+                      <pic:pic>
+                        <pic:nvPicPr>
+                          <pic:cNvPr descr="C:\Users\danyl\AppData\Local\Programs\Quarto\share\formats\docx\note.png" id="71" name="Picture"/>
+                          <pic:cNvPicPr>
+                            <a:picLocks noChangeArrowheads="1" noChangeAspect="1"/>
+                          </pic:cNvPicPr>
+                        </pic:nvPicPr>
+                        <pic:blipFill>
+                          <a:blip r:embed="rId23"/>
+                          <a:stretch>
+                            <a:fillRect/>
+                          </a:stretch>
+                        </pic:blipFill>
+                        <pic:spPr bwMode="auto">
+                          <a:xfrm>
+                            <a:off x="0" y="0"/>
+                            <a:ext cx="152400" cy="152400"/>
+                          </a:xfrm>
+                          <a:prstGeom prst="rect">
+                            <a:avLst/>
+                          </a:prstGeom>
+                          <a:noFill/>
+                          <a:ln w="9525">
+                            <a:noFill/>
+                            <a:headEnd/>
+                            <a:tailEnd/>
+                          </a:ln>
+                        </pic:spPr>
+                      </pic:pic>
+                    </a:graphicData>
+                  </a:graphic>
+                </wp:inline>
+              </w:drawing>
+            </w:r>
+            <w:r>
+              <w:t xml:space="preserve"> </w:t>
+            </w:r>
+            <w:r>
+              <w:t xml:space="preserve"> </w:t>
+            </w:r>
+            <w:r>
+              <w:t xml:space="preserve">Définition — Effet d’information</w:t>
+            </w:r>
+          </w:p>
+        </w:tc>
+      </w:tr>
+      <w:tr>
+        <w:trPr>
+          <w:cantSplit/>
+        </w:trPr>
+        <w:tc>
+          <w:tcPr>
+            <w:tcMar>
+              <w:top w:w="108" w:type="dxa"/>
+              <w:bottom w:w="108" w:type="dxa"/>
+            </w:tcMar>
+          </w:tcPr>
+          <w:p>
+            <w:pPr>
+              <w:pStyle w:val="BodyText"/>
+            </w:pPr>
+            <w:pPr>
+              <w:spacing w:before="16" w:after="16"/>
+            </w:pPr>
+            <w:r>
+              <w:t xml:space="preserve">L’effet d’information désigne la modification des résultats de la sélection du minerai lorsque celle-ci est fondée sur des teneurs estimées plutôt que sur les teneurs réelles des unités minières. Il se manifeste notamment par des erreurs de classification entre le minerai et le stérile.</w:t>
+            </w:r>
+          </w:p>
+          <w:p/>
+        </w:tc>
+      </w:tr>
+    </w:tbl>
+    <w:p>
+      <w:pPr>
+        <w:pStyle w:val="BodyText"/>
+      </w:pPr>
+      <w:r>
+        <w:t xml:space="preserve">L’importance de cet effet dépend de la quantité de données, mais également de leur qualité, de leur répartition spatiale, de la continuité des teneurs et de la méthode d’estimation employée. Deux campagnes comprenant le même nombre de forages ne fournissent donc pas nécessairement le même niveau d’information. Des forages regroupés dans un secteur déjà bien connu peuvent être largement redondants, tandis que quelques forages bien positionnés peuvent réduire davantage l’incertitude.</w:t>
+      </w:r>
+    </w:p>
+    <w:p>
+      <w:pPr>
+        <w:pStyle w:val="BodyText"/>
+      </w:pPr>
+      <w:r>
+        <w:t xml:space="preserve">L’objectif d’une campagne de forage n’est donc pas uniquement d’accumuler des observations, mais d’améliorer la connaissance du gisement aux endroits où cette information influence le plus l’estimation et les décisions minières. Le choix de l’emplacement des nouveaux forages doit toutefois tenir compte de leur coût, de leur accessibilité et des objectifs du projet.</w:t>
+      </w:r>
+    </w:p>
+    <w:bookmarkStart w:id="76" w:name="information-limitée-erreurs-et-biais"/>
+    <w:p>
+      <w:pPr>
+        <w:pStyle w:val="Heading3"/>
+      </w:pPr>
+      <w:r>
+        <w:t xml:space="preserve">3.1 Information limitée, erreurs et biais</w:t>
+      </w:r>
+    </w:p>
+    <w:p>
+      <w:pPr>
+        <w:pStyle w:val="FirstParagraph"/>
+      </w:pPr>
+      <w:r>
+        <w:t xml:space="preserve">Même lorsque les analyses sont réalisées correctement, les forages ne donnent accès qu’à une partie du gisement. Une incertitude subsiste entre les observations parce que les teneurs ne sont pas connues partout. Cette incertitude d’estimation suffit à produire un effet d’information.</w:t>
+      </w:r>
+    </w:p>
+    <w:p>
+      <w:pPr>
+        <w:pStyle w:val="BodyText"/>
+      </w:pPr>
+      <w:r>
+        <w:t xml:space="preserve">D’autres sources d’incertitude peuvent s’y ajouter, notamment :</w:t>
+      </w:r>
+    </w:p>
+    <w:p>
+      <w:pPr>
+        <w:pStyle w:val="Compact"/>
+        <w:numPr>
+          <w:ilvl w:val="0"/>
+          <w:numId w:val="1004"/>
+        </w:numPr>
+      </w:pPr>
+      <w:r>
+        <w:t xml:space="preserve">les erreurs de localisation;</w:t>
+      </w:r>
+    </w:p>
+    <w:p>
+      <w:pPr>
+        <w:pStyle w:val="Compact"/>
+        <w:numPr>
+          <w:ilvl w:val="0"/>
+          <w:numId w:val="1004"/>
+        </w:numPr>
+      </w:pPr>
+      <w:r>
+        <w:t xml:space="preserve">les erreurs d’échantillonnage et de préparation des carottes;</w:t>
+      </w:r>
+    </w:p>
+    <w:p>
+      <w:pPr>
+        <w:pStyle w:val="Compact"/>
+        <w:numPr>
+          <w:ilvl w:val="0"/>
+          <w:numId w:val="1004"/>
+        </w:numPr>
+      </w:pPr>
+      <w:r>
+        <w:t xml:space="preserve">les erreurs analytiques en laboratoire;</w:t>
+      </w:r>
+    </w:p>
+    <w:p>
+      <w:pPr>
+        <w:pStyle w:val="Compact"/>
+        <w:numPr>
+          <w:ilvl w:val="0"/>
+          <w:numId w:val="1004"/>
+        </w:numPr>
+      </w:pPr>
+      <w:r>
+        <w:t xml:space="preserve">les incertitudes liées à l’interprétation géologique;</w:t>
+      </w:r>
+    </w:p>
+    <w:p>
+      <w:pPr>
+        <w:pStyle w:val="Compact"/>
+        <w:numPr>
+          <w:ilvl w:val="0"/>
+          <w:numId w:val="1004"/>
+        </w:numPr>
+      </w:pPr>
+      <w:r>
+        <w:t xml:space="preserve">les approximations introduites par le modèle et la méthode d’estimation.</w:t>
+      </w:r>
+    </w:p>
+    <w:p>
+      <w:pPr>
+        <w:pStyle w:val="FirstParagraph"/>
+      </w:pPr>
+      <w:r>
+        <w:t xml:space="preserve">Ces différentes sources ne produisent pas nécessairement un biais systématique. Une erreur correspond à l’écart entre une valeur observée ou estimée et la valeur réelle. Un biais apparaît lorsque cet écart présente une tendance systématique, par exemple lorsque les teneurs sont généralement surestimées.</w:t>
+      </w:r>
+    </w:p>
+    <w:p>
+      <w:pPr>
+        <w:pStyle w:val="BodyText"/>
+      </w:pPr>
+      <w:r>
+        <w:t xml:space="preserve">Il faut également distinguer le biais global du biais conditionnel. Une méthode peut préserver correctement la teneur moyenne du gisement tout en surestimant les fortes teneurs et en sous-estimant les faibles teneurs, ou inversement. Les estimations peuvent donc être globalement non biaisées, sans reproduire fidèlement la variabilité locale (</w:t>
+      </w:r>
+      <w:hyperlink w:anchor="fig-c6-biais">
+        <w:r>
+          <w:rPr>
+            <w:rStyle w:val="Hyperlink"/>
+          </w:rPr>
+          <w:t xml:space="preserve">Figure 6</w:t>
+        </w:r>
+      </w:hyperlink>
+      <w:r>
+        <w:t xml:space="preserve">).</w:t>
+      </w:r>
+    </w:p>
+    <w:tbl>
+      <w:tblPr>
+        <w:tblStyle w:val="Table"/>
+        <w:tblW w:type="pct" w:w="5000"/>
+        <w:tblLayout w:type="fixed"/>
+        <w:tblLook w:firstRow="0" w:lastRow="0" w:firstColumn="0" w:lastColumn="0" w:noHBand="0" w:noVBand="0" w:val="0000"/>
+      </w:tblPr>
+      <w:tblGrid>
+        <w:gridCol w:w="7920"/>
+      </w:tblGrid>
+      <w:tr>
+        <w:tc>
+          <w:tcPr/>
+          <w:bookmarkStart w:id="75" w:name="fig-c6-biais"/>
+          <w:p>
+            <w:pPr>
+              <w:pStyle w:val="Compact"/>
+              <w:jc w:val="center"/>
+            </w:pPr>
+            <w:r>
+              <w:drawing>
+                <wp:inline>
+                  <wp:extent cx="5334000" cy="1873980"/>
+                  <wp:effectExtent b="0" l="0" r="0" t="0"/>
+                  <wp:docPr descr="" title="" id="73" name="Picture"/>
+                  <a:graphic>
+                    <a:graphicData uri="http://schemas.openxmlformats.org/drawingml/2006/picture">
+                      <pic:pic>
+                        <pic:nvPicPr>
+                          <pic:cNvPr descr="images/c6_06_biais.png" id="74" name="Picture"/>
+                          <pic:cNvPicPr>
+                            <a:picLocks noChangeArrowheads="1" noChangeAspect="1"/>
+                          </pic:cNvPicPr>
+                        </pic:nvPicPr>
+                        <pic:blipFill>
+                          <a:blip r:embed="rId72"/>
+                          <a:stretch>
+                            <a:fillRect/>
+                          </a:stretch>
+                        </pic:blipFill>
+                        <pic:spPr bwMode="auto">
+                          <a:xfrm>
+                            <a:off x="0" y="0"/>
+                            <a:ext cx="5334000" cy="1873980"/>
+                          </a:xfrm>
+                          <a:prstGeom prst="rect">
+                            <a:avLst/>
+                          </a:prstGeom>
+                          <a:noFill/>
+                          <a:ln w="9525">
+                            <a:noFill/>
+                            <a:headEnd/>
+                            <a:tailEnd/>
+                          </a:ln>
+                        </pic:spPr>
+                      </pic:pic>
+                    </a:graphicData>
+                  </a:graphic>
+                </wp:inline>
+              </w:drawing>
+            </w:r>
+          </w:p>
+          <w:p>
+            <w:pPr>
+              <w:jc w:val="center"/>
+            </w:pPr>
+            <w:pPr>
+              <w:jc w:val="left"/>
+              <w:spacing w:before="200"/>
+              <w:pStyle w:val="ImageCaption"/>
+            </w:pPr>
+            <w:r>
+              <w:t xml:space="preserve">Figure 6: Biais global et biais conditionnel : le cas globalement non biaisé peut rester conditionnellement biaisé (pente de régression &lt; 1).</w:t>
+            </w:r>
+          </w:p>
+          <w:bookmarkEnd w:id="75"/>
+        </w:tc>
+      </w:tr>
+    </w:tbl>
+    <w:bookmarkEnd w:id="76"/>
+    <w:bookmarkStart w:id="81" w:name="erreurs-de-classification"/>
+    <w:p>
+      <w:pPr>
+        <w:pStyle w:val="Heading3"/>
+      </w:pPr>
+      <w:r>
+        <w:t xml:space="preserve">3.2 Erreurs de classification</w:t>
+      </w:r>
+    </w:p>
+    <w:p>
+      <w:pPr>
+        <w:pStyle w:val="FirstParagraph"/>
+      </w:pPr>
+      <w:r>
+        <w:t xml:space="preserve">Supposons que la teneur de coupure soit fixée à 2 ppm. Les blocs dont la teneur estimée dépasse 2 ppm sont sélectionnés pour le traitement, tandis que les autres sont classés comme stériles ou dirigés vers une autre destination.</w:t>
+      </w:r>
+    </w:p>
+    <w:p>
+      <w:pPr>
+        <w:pStyle w:val="BodyText"/>
+      </w:pPr>
+      <w:r>
+        <w:t xml:space="preserve">Deux erreurs de classification peuvent alors se produire :</w:t>
+      </w:r>
+    </w:p>
+    <w:p>
+      <w:pPr>
+        <w:pStyle w:val="Compact"/>
+        <w:numPr>
+          <w:ilvl w:val="0"/>
+          <w:numId w:val="1005"/>
+        </w:numPr>
+      </w:pPr>
+      <w:r>
+        <w:t xml:space="preserve">un bloc dont la teneur estimée dépasse 2 ppm peut avoir une teneur réelle inférieure à ce seuil; du matériau non rentable est alors traité;</w:t>
+      </w:r>
+    </w:p>
+    <w:p>
+      <w:pPr>
+        <w:pStyle w:val="Compact"/>
+        <w:numPr>
+          <w:ilvl w:val="0"/>
+          <w:numId w:val="1005"/>
+        </w:numPr>
+      </w:pPr>
+      <w:r>
+        <w:t xml:space="preserve">un bloc dont la teneur estimée est inférieure à 2 ppm peut avoir une teneur réelle supérieure à ce seuil; du minerai potentiellement valorisable est alors rejeté ou laissé en place.</w:t>
+      </w:r>
+    </w:p>
+    <w:p>
+      <w:pPr>
+        <w:pStyle w:val="FirstParagraph"/>
+      </w:pPr>
+      <w:r>
+        <w:t xml:space="preserve">Ces situations correspondent respectivement à des faux positifs et à des faux négatifs. Elles réduisent l’efficacité de la sélection par rapport à une situation théorique où les teneurs réelles seraient parfaitement connues.</w:t>
+      </w:r>
+    </w:p>
+    <w:p>
+      <w:pPr>
+        <w:pStyle w:val="BodyText"/>
+      </w:pPr>
+      <w:r>
+        <w:t xml:space="preserve">Comme le montre la</w:t>
+      </w:r>
+      <w:r>
+        <w:t xml:space="preserve"> </w:t>
+      </w:r>
+      <w:hyperlink w:anchor="fig-information">
+        <w:r>
+          <w:rPr>
+            <w:rStyle w:val="Hyperlink"/>
+          </w:rPr>
+          <w:t xml:space="preserve">Figure 7</w:t>
+        </w:r>
+      </w:hyperlink>
+      <w:r>
+        <w:t xml:space="preserve">, les teneurs estimées sont comparées aux teneurs réelles. La droite 1:1 représente une correspondance parfaite entre les deux valeurs. Un point situé sous cette droite correspond à une surestimation de la teneur, tandis qu’un point situé au-dessus correspond à une sous-estimation.</w:t>
+      </w:r>
+    </w:p>
+    <w:p>
+      <w:pPr>
+        <w:pStyle w:val="BodyText"/>
+      </w:pPr>
+      <w:r>
+        <w:t xml:space="preserve">La dispersion autour de la droite 1:1 représente l’incertitude d’estimation. Une droite de régression différente de la droite 1:1 peut également indiquer un biais conditionnel ou un lissage des estimations. Elle ne suffit toutefois pas, à elle seule, à démontrer l’existence d’un biais sur la teneur moyenne du gisement.</w:t>
+      </w:r>
+    </w:p>
+    <w:tbl>
+      <w:tblPr>
+        <w:tblStyle w:val="Table"/>
+        <w:tblW w:type="pct" w:w="5000"/>
+        <w:tblLayout w:type="fixed"/>
+        <w:tblLook w:firstRow="0" w:lastRow="0" w:firstColumn="0" w:lastColumn="0" w:noHBand="0" w:noVBand="0" w:val="0000"/>
+      </w:tblPr>
+      <w:tblGrid>
+        <w:gridCol w:w="7920"/>
+      </w:tblGrid>
+      <w:tr>
+        <w:tc>
+          <w:tcPr/>
+          <w:bookmarkStart w:id="80" w:name="fig-information"/>
+          <w:p>
+            <w:pPr>
+              <w:pStyle w:val="Compact"/>
+              <w:jc w:val="center"/>
+            </w:pPr>
+            <w:r>
+              <w:drawing>
+                <wp:inline>
+                  <wp:extent cx="2698439" cy="2596128"/>
+                  <wp:effectExtent b="0" l="0" r="0" t="0"/>
+                  <wp:docPr descr="" title="" id="78" name="Picture"/>
+                  <a:graphic>
+                    <a:graphicData uri="http://schemas.openxmlformats.org/drawingml/2006/picture">
+                      <pic:pic>
+                        <pic:nvPicPr>
+                          <pic:cNvPr descr="images/C6_Information.png" id="79" name="Picture"/>
+                          <pic:cNvPicPr>
+                            <a:picLocks noChangeArrowheads="1" noChangeAspect="1"/>
+                          </pic:cNvPicPr>
+                        </pic:nvPicPr>
+                        <pic:blipFill>
+                          <a:blip r:embed="rId77"/>
                           <a:stretch>
                             <a:fillRect/>
                           </a:stretch>
@@ -2029,7 +2904,7 @@
               <w:pStyle w:val="ImageCaption"/>
             </w:pPr>
             <w:r>
-              <w:t xml:space="preserve">Figure 1: L’effet d’information : Nos décisions reposent sur des estimations imparfaites, ce qui entraîne des écarts entre les teneurs estimées et les teneurs réelles du minerai extrait. Nous traitons toujours des stériles (points bleus) et laissons sur place une partie du minerai (points rouges). Dans un monde idéal, la régression serait de la forme</w:t>
+              <w:t xml:space="preserve">Figure 7: L’effet d’information. Les décisions de sélection reposent sur les teneurs estimées, alors que la classification correcte dépend des teneurs réelles. Les points bleus représentent des blocs sélectionnés pour le traitement dont la teneur réelle est inférieure à la teneur de coupure. Les points rouges représentent des blocs rejetés dont la teneur réelle dépasse cette teneur. La droite 1:1 correspond à une estimation parfaite; la dispersion autour de cette droite illustre l’incertitude d’estimation. Un écart entre la droite de régression et la droite 1:1 peut traduire un biais conditionnel ou un effet de lissage, sans nécessairement indiquer un biais sur la moyenne globale. Dans un monde idéal, la régression serait de la forme</w:t>
             </w:r>
             <w:r>
               <w:t xml:space="preserve"> </w:t>
@@ -2217,16 +3092,16 @@
               <w:t xml:space="preserve"> </w:t>
             </w:r>
             <w:r>
-              <w:t xml:space="preserve">est non nul : il existe donc un biais.</w:t>
+              <w:t xml:space="preserve">est non nul : il existe généralement toujours un biais.</w:t>
             </w:r>
           </w:p>
-          <w:bookmarkEnd w:id="58"/>
+          <w:bookmarkEnd w:id="80"/>
         </w:tc>
       </w:tr>
     </w:tbl>
-    <w:bookmarkEnd w:id="59"/>
-    <w:bookmarkEnd w:id="60"/>
-    <w:bookmarkStart w:id="62" w:name="X0c65069d5255518734415494fe753a5401ff072"/>
+    <w:bookmarkEnd w:id="81"/>
+    <w:bookmarkEnd w:id="82"/>
+    <w:bookmarkStart w:id="83" w:name="X0c65069d5255518734415494fe753a5401ff072"/>
     <w:p>
       <w:pPr>
         <w:pStyle w:val="Heading2"/>
@@ -2240,16 +3115,17 @@
         <w:pStyle w:val="FirstParagraph"/>
       </w:pPr>
       <w:r>
-        <w:t xml:space="preserve">Cet atelier interactif est disponible uniquement dans la version web du chapitre. Il illustre l’effet d’information : le biais et le bruit sur les teneurs estimées entraînent des erreurs de classification (minerai ignoré, stérile traité) de part et d’autre de la teneur de coupure.</w:t>
-      </w:r>
-    </w:p>
-    <w:bookmarkStart w:id="61" w:name="limportance-des-méthodes-rigoureuses"/>
-    <w:p>
-      <w:pPr>
-        <w:pStyle w:val="Heading3"/>
-      </w:pPr>
-      <w:r>
-        <w:t xml:space="preserve">3.2 L’importance des méthodes rigoureuses</w:t>
+        <w:t xml:space="preserve">Cet atelier interactif n’est disponible que dans la version web du chapitre.</w:t>
+      </w:r>
+    </w:p>
+    <w:bookmarkEnd w:id="83"/>
+    <w:bookmarkStart w:id="90" w:name="incertitude-risque-et-prise-de-décision"/>
+    <w:p>
+      <w:pPr>
+        <w:pStyle w:val="Heading2"/>
+      </w:pPr>
+      <w:r>
+        <w:t xml:space="preserve">4 Incertitude, risque et prise de décision</w:t>
       </w:r>
     </w:p>
     <w:p>
@@ -2257,27 +3133,7 @@
         <w:pStyle w:val="FirstParagraph"/>
       </w:pPr>
       <w:r>
-        <w:t xml:space="preserve">Il convient ici de distinguer deux phénomènes que l’on confond souvent. L’effet d’information tient à la quantité et à la qualité des données : avec une information limitée, la classification minerai/stérile à la teneur de coupure devient imparfaite. Le biais conditionnel, lui, est une propriété de la méthode d’estimation : le lissage du krigeage surestime les basses teneurs et sous-estime les hautes, d’où une droite de régression de pente</w:t>
-      </w:r>
-      <w:r>
-        <w:t xml:space="preserve"> </w:t>
-      </w:r>
-      <m:oMath>
-        <m:r>
-          <m:t>a</m:t>
-        </m:r>
-        <m:r>
-          <m:rPr>
-            <m:sty m:val="p"/>
-          </m:rPr>
-          <m:t>&lt;</m:t>
-        </m:r>
-        <m:r>
-          <m:t>1</m:t>
-        </m:r>
-      </m:oMath>
-      <w:r>
-        <w:t xml:space="preserve">. Cette illustration simplifiée ne tient pas compte du biais conditionnel ; il sera abordé plus en détail lors de l’étude du krigeage (chapitre 9). Le principe demeure néanmoins le même : moins de minerai est inévitablement récupéré lorsque les décisions sont basées sur des estimations, car celles-ci comportent une part d’incertitude et d’erreur.</w:t>
+        <w:t xml:space="preserve">Les sections précédentes ont montré que les données disponibles ne permettent qu’une connaissance partielle du gisement. Il faut maintenant distinguer trois notions liées, mais différentes : l’incertitude, le risque et la prise de décision.</w:t>
       </w:r>
     </w:p>
     <w:p>
@@ -2285,146 +3141,7 @@
         <w:pStyle w:val="BodyText"/>
       </w:pPr>
       <w:r>
-        <w:t xml:space="preserve">Puisque les choix sont toujours ancrés dans ces estimations, il devient nécessaire d’utiliser des méthodes d’estimation rigoureuses et sans biais afin d’améliorer leur qualité et leur fiabilité. Les méthodes géostatistiques permettent de tenir compte de l’effet d’information dans les estimations.</w:t>
-      </w:r>
-    </w:p>
-    <w:bookmarkEnd w:id="61"/>
-    <w:bookmarkEnd w:id="62"/>
-    <w:bookmarkStart w:id="63" w:name="paradigme-de-la-géostatistique"/>
-    <w:p>
-      <w:pPr>
-        <w:pStyle w:val="Heading2"/>
-      </w:pPr>
-      <w:r>
-        <w:t xml:space="preserve">4 Paradigme de la géostatistique</w:t>
-      </w:r>
-    </w:p>
-    <w:p>
-      <w:pPr>
-        <w:pStyle w:val="FirstParagraph"/>
-      </w:pPr>
-      <w:r>
-        <w:t xml:space="preserve">En mine, on travaille rarement avec une information complète. On a des forages, des analyses, un modèle géologique et des hypothèses. À partir de cela, il faut quand même estimer des blocs, classer des ressources et prendre des décisions. Le modèle est donc nécessaire, mais il ne doit jamais être confondu avec le gisement réel.</w:t>
-      </w:r>
-    </w:p>
-    <w:p>
-      <w:pPr>
-        <w:pStyle w:val="BodyText"/>
-      </w:pPr>
-      <w:r>
-        <w:t xml:space="preserve">Entre les forages, il reste toujours une partie que l’on ne voit pas directement. La géostatistique sert à travailler avec cette réalité. Elle utilise les données disponibles, leur position dans l’espace et la continuité observée pour estimer ce qui se passe entre les points connus.</w:t>
-      </w:r>
-    </w:p>
-    <w:p>
-      <w:pPr>
-        <w:pStyle w:val="BodyText"/>
-      </w:pPr>
-      <w:r>
-        <w:t xml:space="preserve">La géostatistique permet alors de :</w:t>
-      </w:r>
-    </w:p>
-    <w:p>
-      <w:pPr>
-        <w:pStyle w:val="Compact"/>
-        <w:numPr>
-          <w:ilvl w:val="0"/>
-          <w:numId w:val="1004"/>
-        </w:numPr>
-      </w:pPr>
-      <w:r>
-        <w:t xml:space="preserve">utiliser les données en tenant compte de leur position dans l’espace ;</w:t>
-      </w:r>
-    </w:p>
-    <w:p>
-      <w:pPr>
-        <w:pStyle w:val="Compact"/>
-        <w:numPr>
-          <w:ilvl w:val="0"/>
-          <w:numId w:val="1004"/>
-        </w:numPr>
-      </w:pPr>
-      <w:r>
-        <w:t xml:space="preserve">estimer les zones qui ne sont pas directement échantillonnées ;</w:t>
-      </w:r>
-    </w:p>
-    <w:p>
-      <w:pPr>
-        <w:pStyle w:val="Compact"/>
-        <w:numPr>
-          <w:ilvl w:val="0"/>
-          <w:numId w:val="1004"/>
-        </w:numPr>
-      </w:pPr>
-      <w:r>
-        <w:t xml:space="preserve">décrire la continuité spatiale des teneurs ou des propriétés géologiques ;</w:t>
-      </w:r>
-    </w:p>
-    <w:p>
-      <w:pPr>
-        <w:pStyle w:val="Compact"/>
-        <w:numPr>
-          <w:ilvl w:val="0"/>
-          <w:numId w:val="1004"/>
-        </w:numPr>
-      </w:pPr>
-      <w:r>
-        <w:t xml:space="preserve">quantifier une partie de l’incertitude associée aux estimations ;</w:t>
-      </w:r>
-    </w:p>
-    <w:p>
-      <w:pPr>
-        <w:pStyle w:val="Compact"/>
-        <w:numPr>
-          <w:ilvl w:val="0"/>
-          <w:numId w:val="1004"/>
-        </w:numPr>
-      </w:pPr>
-      <w:r>
-        <w:t xml:space="preserve">relier cette incertitude aux décisions minières.</w:t>
-      </w:r>
-    </w:p>
-    <w:p>
-      <w:pPr>
-        <w:pStyle w:val="FirstParagraph"/>
-      </w:pPr>
-      <w:r>
-        <w:t xml:space="preserve">Le but n’est pas seulement d’obtenir une carte ou un modèle de blocs. Il faut aussi comprendre quelles parties du modèle sont bien appuyées par les données, quelles parties reposent davantage sur l’interprétation et comment cette incertitude peut influencer l’exploitation.</w:t>
-      </w:r>
-    </w:p>
-    <w:bookmarkEnd w:id="63"/>
-    <w:bookmarkStart w:id="71" w:name="incertitude-risque-et-prise-de-décision"/>
-    <w:p>
-      <w:pPr>
-        <w:pStyle w:val="Heading2"/>
-      </w:pPr>
-      <w:r>
-        <w:t xml:space="preserve">5 Incertitude, risque et prise de décision</w:t>
-      </w:r>
-    </w:p>
-    <w:p>
-      <w:pPr>
-        <w:pStyle w:val="FirstParagraph"/>
-      </w:pPr>
-      <w:r>
-        <w:t xml:space="preserve">Comme nous venons de le voir, les estimations géostatistiques ne sont jamais parfaitement exactes. Les écarts entre les teneurs estimées et les teneurs réellement observées — qu’il s’agisse de surestimations ou de sous-estimations — sont inévitables. Ces écarts ne doivent pas être perçus comme de simples erreurs ponctuelles, mais comme l’expression d’une réalité plus fondamentale : notre connaissance du sous-sol est intrinsèquement imparfaite.</w:t>
-      </w:r>
-    </w:p>
-    <w:p>
-      <w:pPr>
-        <w:pStyle w:val="BodyText"/>
-      </w:pPr>
-      <w:r>
-        <w:t xml:space="preserve">Cette connaissance imparfaite du sous-sol correspond à l’</w:t>
-      </w:r>
-      <w:r>
-        <w:rPr>
-          <w:b/>
-          <w:bCs/>
-        </w:rPr>
-        <w:t xml:space="preserve">incertitude</w:t>
-      </w:r>
-      <w:r>
-        <w:t xml:space="preserve">. En contexte minier, elle vient surtout du fait qu’on possède peu d’observations par rapport au volume réel du gisement, et que le milieu géologique varie naturellement dans l’espace. Concrètement, cela veut dire que les valeurs estimées dans le modèle peuvent être différentes des valeurs réelles.</w:t>
+        <w:t xml:space="preserve">L’incertitude représente ce qui demeure inconnu ou imparfaitement connu compte tenu des données et des hypothèses retenues. Elle peut concerner la teneur d’un bloc, la géométrie d’une unité géologique, la continuité de la minéralisation ou les paramètres du modèle.</w:t>
       </w:r>
     </w:p>
     <w:tbl>
@@ -2468,12 +3185,12 @@
                 <wp:inline>
                   <wp:extent cx="152400" cy="152400"/>
                   <wp:effectExtent b="0" l="0" r="0" t="0"/>
-                  <wp:docPr descr="" title="" id="64" name="Picture"/>
+                  <wp:docPr descr="" title="" id="84" name="Picture"/>
                   <a:graphic>
                     <a:graphicData uri="http://schemas.openxmlformats.org/drawingml/2006/picture">
                       <pic:pic>
                         <pic:nvPicPr>
-                          <pic:cNvPr descr="C:\Users\danyl\AppData\Local\Programs\Quarto\share\formats\docx\note.png" id="65" name="Picture"/>
+                          <pic:cNvPr descr="C:\Users\danyl\AppData\Local\Programs\Quarto\share\formats\docx\note.png" id="85" name="Picture"/>
                           <pic:cNvPicPr>
                             <a:picLocks noChangeArrowheads="1" noChangeAspect="1"/>
                           </pic:cNvPicPr>
@@ -2536,7 +3253,7 @@
               <w:spacing w:before="16" w:after="16"/>
             </w:pPr>
             <w:r>
-              <w:t xml:space="preserve">Désigne le manque de certitude, le caractère imprévisible ou la marge d’erreur associée à une mesure, à une connaissance ou à un événement futur.</w:t>
+              <w:t xml:space="preserve">L’incertitude désigne le manque de connaissance concernant une valeur, une propriété ou un état du système. En géostatistique, elle représente l’ensemble des valeurs ou des configurations qui demeurent plausibles compte tenu des données et du modèle retenu.</w:t>
             </w:r>
           </w:p>
           <w:p/>
@@ -2548,20 +3265,7 @@
         <w:pStyle w:val="BodyText"/>
       </w:pPr>
       <w:r>
-        <w:t xml:space="preserve">Cette incertitude n’est pas sans conséquence. Dès lors que des décisions sont prises sur la base d’estimations, elle se traduit par un</w:t>
-      </w:r>
-      <w:r>
-        <w:t xml:space="preserve"> </w:t>
-      </w:r>
-      <w:r>
-        <w:rPr>
-          <w:b/>
-          <w:bCs/>
-        </w:rPr>
-        <w:t xml:space="preserve">risque</w:t>
-      </w:r>
-      <w:r>
-        <w:t xml:space="preserve">. En pratique, ce risque correspond aux impacts potentiels — souvent économiques — des erreurs d’estimation. Il peut s’agir, par exemple, de traiter du minerai non rentable à la suite d’une surestimation, ou, à l’inverse, de laisser en place du minerai exploitable en raison d’une sous-estimation.</w:t>
+        <w:t xml:space="preserve">L’incertitude devient un risque lorsqu’elle peut influencer les conséquences d’une décision. Le risque dépend donc à la fois de la probabilité d’un résultat défavorable et de l’importance de ses conséquences.</w:t>
       </w:r>
     </w:p>
     <w:tbl>
@@ -2605,12 +3309,12 @@
                 <wp:inline>
                   <wp:extent cx="152400" cy="152400"/>
                   <wp:effectExtent b="0" l="0" r="0" t="0"/>
-                  <wp:docPr descr="" title="" id="66" name="Picture"/>
+                  <wp:docPr descr="" title="" id="86" name="Picture"/>
                   <a:graphic>
                     <a:graphicData uri="http://schemas.openxmlformats.org/drawingml/2006/picture">
                       <pic:pic>
                         <pic:nvPicPr>
-                          <pic:cNvPr descr="C:\Users\danyl\AppData\Local\Programs\Quarto\share\formats\docx\note.png" id="67" name="Picture"/>
+                          <pic:cNvPr descr="C:\Users\danyl\AppData\Local\Programs\Quarto\share\formats\docx\note.png" id="87" name="Picture"/>
                           <pic:cNvPicPr>
                             <a:picLocks noChangeArrowheads="1" noChangeAspect="1"/>
                           </pic:cNvPicPr>
@@ -2673,7 +3377,7 @@
               <w:spacing w:before="16" w:after="16"/>
             </w:pPr>
             <w:r>
-              <w:t xml:space="preserve">Est la probabilité ou la possibilité qu’un événement indésirable (danger, dommage, perte) survienne.</w:t>
+              <w:t xml:space="preserve">Le risque résulte de la combinaison de la probabilité qu’un événement survienne et de l’ampleur de ses conséquences sur les objectifs du projet.</w:t>
             </w:r>
           </w:p>
           <w:p/>
@@ -2685,23 +3389,7 @@
         <w:pStyle w:val="BodyText"/>
       </w:pPr>
       <w:r>
-        <w:t xml:space="preserve">Ainsi, toute décision en ingénierie minière — qu’il s’agisse d’exploiter un bloc, de définir une teneur de coupure ou de planifier des forages — s’inscrit dans un contexte où l’information est incomplète. La</w:t>
-      </w:r>
-      <w:r>
-        <w:t xml:space="preserve"> </w:t>
-      </w:r>
-      <w:r>
-        <w:rPr>
-          <w:b/>
-          <w:bCs/>
-        </w:rPr>
-        <w:t xml:space="preserve">prise de décision</w:t>
-      </w:r>
-      <w:r>
-        <w:t xml:space="preserve"> </w:t>
-      </w:r>
-      <w:r>
-        <w:t xml:space="preserve">consiste alors à choisir une action sur la base de ces informations imparfaites, en tenant compte explicitement de l’incertitude et du risque associés.</w:t>
+        <w:t xml:space="preserve">La prise de décision consiste à choisir une action parmi plusieurs possibilités en fonction des objectifs du projet, de l’information disponible et des risques associés.</w:t>
       </w:r>
     </w:p>
     <w:tbl>
@@ -2745,12 +3433,12 @@
                 <wp:inline>
                   <wp:extent cx="152400" cy="152400"/>
                   <wp:effectExtent b="0" l="0" r="0" t="0"/>
-                  <wp:docPr descr="" title="" id="68" name="Picture"/>
+                  <wp:docPr descr="" title="" id="88" name="Picture"/>
                   <a:graphic>
                     <a:graphicData uri="http://schemas.openxmlformats.org/drawingml/2006/picture">
                       <pic:pic>
                         <pic:nvPicPr>
-                          <pic:cNvPr descr="C:\Users\danyl\AppData\Local\Programs\Quarto\share\formats\docx\note.png" id="69" name="Picture"/>
+                          <pic:cNvPr descr="C:\Users\danyl\AppData\Local\Programs\Quarto\share\formats\docx\note.png" id="89" name="Picture"/>
                           <pic:cNvPicPr>
                             <a:picLocks noChangeArrowheads="1" noChangeAspect="1"/>
                           </pic:cNvPicPr>
@@ -2813,7 +3501,7 @@
               <w:spacing w:before="16" w:after="16"/>
             </w:pPr>
             <w:r>
-              <w:t xml:space="preserve">Est le processus cognitif et rationnel consistant à choisir une option parmi plusieurs alternatives pour atteindre un objectif, résoudre un problème ou répondre à une situation donnée</w:t>
+              <w:t xml:space="preserve">La prise de décision est le processus par lequel une action est sélectionnée parmi plusieurs options en tenant compte des objectifs, de l’information disponible, de l’incertitude et des conséquences possibles.</w:t>
             </w:r>
           </w:p>
           <w:p/>
@@ -2825,7 +3513,7 @@
         <w:pStyle w:val="BodyText"/>
       </w:pPr>
       <w:r>
-        <w:t xml:space="preserve">Ces trois notions vont ensemble. Le sous-sol reste toujours partiellement connu, donc il y a de l’incertitude. Cette incertitude devient un risque lorsqu’elle peut influencer une décision minière : traiter un bloc, le rejeter, ajouter des forages ou modifier un plan d’exploitation.</w:t>
+        <w:t xml:space="preserve">Une zone peut ainsi être très incertaine sans représenter un risque important si elle influence peu le projet. À l’inverse, une incertitude modérée peut devenir critique lorsqu’elle concerne un secteur situé près de la teneur de coupure ou déterminant pour la planification minière.</w:t>
       </w:r>
     </w:p>
     <w:p>
@@ -2833,24 +3521,7 @@
         <w:pStyle w:val="BodyText"/>
       </w:pPr>
       <w:r>
-        <w:t xml:space="preserve">La géostatistique permet de travailler avec cette incertitude. Elle ne l’élimine pas, mais elle permet de mieux la décrire, de voir où le modèle est plus fragile et d’en tenir compte dans les décisions.</w:t>
-      </w:r>
-    </w:p>
-    <w:bookmarkStart w:id="70" w:name="Xe652e5dc400a0eb4bd4916bc07888243704cef6"/>
-    <w:p>
-      <w:pPr>
-        <w:pStyle w:val="Heading3"/>
-      </w:pPr>
-      <w:r>
-        <w:t xml:space="preserve">5.1 Exemples d’incertitude, de risque et de prise de décision</w:t>
-      </w:r>
-    </w:p>
-    <w:p>
-      <w:pPr>
-        <w:pStyle w:val="FirstParagraph"/>
-      </w:pPr>
-      <w:r>
-        <w:t xml:space="preserve">Ces concepts ne se limitent pas à des considérations économiques. Ils interviennent à plusieurs niveaux dans un projet minier.</w:t>
+        <w:t xml:space="preserve">La géostatistique ne supprime pas l’incertitude. Elle permet de la caractériser et d’évaluer ses conséquences afin de mieux soutenir la prise de décision.</w:t>
       </w:r>
     </w:p>
     <w:p>
@@ -2864,70 +3535,130 @@
         </w:rPr>
         <w:t xml:space="preserve">Exemples d’incertitude :</w:t>
       </w:r>
-      <w:r>
-        <w:t xml:space="preserve"> </w:t>
-      </w:r>
-      <w:r>
-        <w:t xml:space="preserve">- Variabilité de la teneur entre deux forages rapprochés</w:t>
-      </w:r>
-      <w:r>
-        <w:br/>
-      </w:r>
-      <w:r>
-        <w:t xml:space="preserve">- Incertitude sur la géométrie et les limites d’un corps minéralisé</w:t>
-      </w:r>
-      <w:r>
-        <w:br/>
-      </w:r>
-      <w:r>
-        <w:t xml:space="preserve">- Continuité spatiale des zones riches (présence ou absence de lentilles minéralisées)</w:t>
-      </w:r>
-      <w:r>
-        <w:br/>
-      </w:r>
-      <w:r>
-        <w:t xml:space="preserve">- Variabilité lithologique et transitions entre unités géologiques</w:t>
-      </w:r>
-      <w:r>
-        <w:br/>
-      </w:r>
-      <w:r>
-        <w:t xml:space="preserve">- Interprétation structurale (failles, plis, fractures) et leur impact sur la minéralisation</w:t>
-      </w:r>
-      <w:r>
-        <w:br/>
-      </w:r>
-      <w:r>
-        <w:t xml:space="preserve">- Épaisseur réelle d’une zone minéralisée entre les points d’observation</w:t>
-      </w:r>
-      <w:r>
-        <w:br/>
-      </w:r>
-      <w:r>
-        <w:t xml:space="preserve">- Hétérogénéité à petite échelle (effet de support, effet de pépite)</w:t>
-      </w:r>
-      <w:r>
-        <w:br/>
-      </w:r>
-      <w:r>
-        <w:t xml:space="preserve">- Altération ou lessivage local modifiant les teneurs</w:t>
-      </w:r>
-      <w:r>
-        <w:br/>
-      </w:r>
-      <w:r>
-        <w:t xml:space="preserve">- Erreurs de mesure ou de préparation des échantillons en laboratoire</w:t>
-      </w:r>
-      <w:r>
-        <w:br/>
-      </w:r>
-      <w:r>
-        <w:t xml:space="preserve">- Interprétation géologique ambiguë basée sur des données limitées</w:t>
-      </w:r>
-    </w:p>
-    <w:p>
-      <w:pPr>
-        <w:pStyle w:val="BodyText"/>
+    </w:p>
+    <w:p>
+      <w:pPr>
+        <w:pStyle w:val="Compact"/>
+        <w:numPr>
+          <w:ilvl w:val="0"/>
+          <w:numId w:val="1006"/>
+        </w:numPr>
+      </w:pPr>
+      <w:r>
+        <w:t xml:space="preserve">Teneur réelle entre deux forages;</w:t>
+      </w:r>
+    </w:p>
+    <w:p>
+      <w:pPr>
+        <w:pStyle w:val="Compact"/>
+        <w:numPr>
+          <w:ilvl w:val="0"/>
+          <w:numId w:val="1006"/>
+        </w:numPr>
+      </w:pPr>
+      <w:r>
+        <w:t xml:space="preserve">Géométrie et limites d’un corps minéralisé;</w:t>
+      </w:r>
+    </w:p>
+    <w:p>
+      <w:pPr>
+        <w:pStyle w:val="Compact"/>
+        <w:numPr>
+          <w:ilvl w:val="0"/>
+          <w:numId w:val="1006"/>
+        </w:numPr>
+      </w:pPr>
+      <w:r>
+        <w:t xml:space="preserve">Continuité spatiale des zones à forte teneur, notamment la présence ou l’absence de lentilles minéralisées;</w:t>
+      </w:r>
+    </w:p>
+    <w:p>
+      <w:pPr>
+        <w:pStyle w:val="Compact"/>
+        <w:numPr>
+          <w:ilvl w:val="0"/>
+          <w:numId w:val="1006"/>
+        </w:numPr>
+      </w:pPr>
+      <w:r>
+        <w:t xml:space="preserve">Position des transitions entre les unités géologiques;</w:t>
+      </w:r>
+    </w:p>
+    <w:p>
+      <w:pPr>
+        <w:pStyle w:val="Compact"/>
+        <w:numPr>
+          <w:ilvl w:val="0"/>
+          <w:numId w:val="1006"/>
+        </w:numPr>
+      </w:pPr>
+      <w:r>
+        <w:t xml:space="preserve">Interprétation des failles, des plis et des fractures ainsi que de leur influence sur la minéralisation;</w:t>
+      </w:r>
+    </w:p>
+    <w:p>
+      <w:pPr>
+        <w:pStyle w:val="Compact"/>
+        <w:numPr>
+          <w:ilvl w:val="0"/>
+          <w:numId w:val="1006"/>
+        </w:numPr>
+      </w:pPr>
+      <w:r>
+        <w:t xml:space="preserve">Épaisseur d’une zone minéralisée entre les points d’observation;</w:t>
+      </w:r>
+    </w:p>
+    <w:p>
+      <w:pPr>
+        <w:pStyle w:val="Compact"/>
+        <w:numPr>
+          <w:ilvl w:val="0"/>
+          <w:numId w:val="1006"/>
+        </w:numPr>
+      </w:pPr>
+      <w:r>
+        <w:t xml:space="preserve">Variabilité à petite échelle non résolue par l’échantillonnage;</w:t>
+      </w:r>
+    </w:p>
+    <w:p>
+      <w:pPr>
+        <w:pStyle w:val="Compact"/>
+        <w:numPr>
+          <w:ilvl w:val="0"/>
+          <w:numId w:val="1006"/>
+        </w:numPr>
+      </w:pPr>
+      <w:r>
+        <w:t xml:space="preserve">Présence et étendue de zones d’altération ou de lessivage;</w:t>
+      </w:r>
+    </w:p>
+    <w:p>
+      <w:pPr>
+        <w:pStyle w:val="Compact"/>
+        <w:numPr>
+          <w:ilvl w:val="0"/>
+          <w:numId w:val="1006"/>
+        </w:numPr>
+      </w:pPr>
+      <w:r>
+        <w:t xml:space="preserve">Erreurs de localisation, d’échantillonnage, de préparation ou d’analyse en laboratoire;</w:t>
+      </w:r>
+    </w:p>
+    <w:p>
+      <w:pPr>
+        <w:pStyle w:val="Compact"/>
+        <w:numPr>
+          <w:ilvl w:val="0"/>
+          <w:numId w:val="1006"/>
+        </w:numPr>
+      </w:pPr>
+      <w:r>
+        <w:t xml:space="preserve">Interprétation géologique fondée sur les connaissances et les données disponibles.</w:t>
+      </w:r>
+    </w:p>
+    <w:p>
+      <w:pPr>
+        <w:pStyle w:val="FirstParagraph"/>
       </w:pPr>
       <w:r>
         <w:rPr>
@@ -2936,70 +3667,130 @@
         </w:rPr>
         <w:t xml:space="preserve">Exemples de risque :</w:t>
       </w:r>
-      <w:r>
-        <w:t xml:space="preserve"> </w:t>
-      </w:r>
-      <w:r>
-        <w:t xml:space="preserve">- Envoyer du minerai non rentable à l’usine à la suite d’une surestimation</w:t>
-      </w:r>
-      <w:r>
-        <w:br/>
-      </w:r>
-      <w:r>
-        <w:t xml:space="preserve">- Laisser du minerai exploitable dans la halde à stérile (sous-estimation)</w:t>
-      </w:r>
-      <w:r>
-        <w:br/>
-      </w:r>
-      <w:r>
-        <w:t xml:space="preserve">- Mauvaise planification des séquences d’exploitation due à une géométrie mal définie</w:t>
-      </w:r>
-      <w:r>
-        <w:br/>
-      </w:r>
-      <w:r>
-        <w:t xml:space="preserve">- Sur- ou sous-dimensionnement des infrastructures de traitement</w:t>
-      </w:r>
-      <w:r>
-        <w:br/>
-      </w:r>
-      <w:r>
-        <w:t xml:space="preserve">- Instabilité géotechnique liée à une mauvaise caractérisation des structures (failles, fractures)</w:t>
-      </w:r>
-      <w:r>
-        <w:br/>
-      </w:r>
-      <w:r>
-        <w:t xml:space="preserve">- Dilution excessive du minerai due à une mauvaise délimitation des zones minéralisées</w:t>
-      </w:r>
-      <w:r>
-        <w:br/>
-      </w:r>
-      <w:r>
-        <w:t xml:space="preserve">- Mauvaise gestion des stériles ou des rejets (impacts environnementaux)</w:t>
-      </w:r>
-      <w:r>
-        <w:br/>
-      </w:r>
-      <w:r>
-        <w:t xml:space="preserve">- Surestimation de la continuité menant à une confiance excessive dans le modèle</w:t>
-      </w:r>
-      <w:r>
-        <w:br/>
-      </w:r>
-      <w:r>
-        <w:t xml:space="preserve">- Sous-estimation de la variabilité entraînant des écarts entre production prévue et réelle</w:t>
-      </w:r>
-      <w:r>
-        <w:br/>
-      </w:r>
-      <w:r>
-        <w:t xml:space="preserve">- Risque opérationnel lié à une mauvaise anticipation des conditions du terrain (dureté, fragmentation, etc.)</w:t>
-      </w:r>
-    </w:p>
-    <w:p>
-      <w:pPr>
-        <w:pStyle w:val="BodyText"/>
+    </w:p>
+    <w:p>
+      <w:pPr>
+        <w:pStyle w:val="Compact"/>
+        <w:numPr>
+          <w:ilvl w:val="0"/>
+          <w:numId w:val="1007"/>
+        </w:numPr>
+      </w:pPr>
+      <w:r>
+        <w:t xml:space="preserve">Envoyer à l’usine un matériau dont la teneur réelle est inférieure à la teneur de coupure;</w:t>
+      </w:r>
+    </w:p>
+    <w:p>
+      <w:pPr>
+        <w:pStyle w:val="Compact"/>
+        <w:numPr>
+          <w:ilvl w:val="0"/>
+          <w:numId w:val="1007"/>
+        </w:numPr>
+      </w:pPr>
+      <w:r>
+        <w:t xml:space="preserve">Diriger vers la halde à stérile ou laisser en place du minerai économiquement exploitable;</w:t>
+      </w:r>
+    </w:p>
+    <w:p>
+      <w:pPr>
+        <w:pStyle w:val="Compact"/>
+        <w:numPr>
+          <w:ilvl w:val="0"/>
+          <w:numId w:val="1007"/>
+        </w:numPr>
+      </w:pPr>
+      <w:r>
+        <w:t xml:space="preserve">Mal planifier les séquences d’exploitation en raison d’une géométrie incorrectement définie;</w:t>
+      </w:r>
+    </w:p>
+    <w:p>
+      <w:pPr>
+        <w:pStyle w:val="Compact"/>
+        <w:numPr>
+          <w:ilvl w:val="0"/>
+          <w:numId w:val="1007"/>
+        </w:numPr>
+      </w:pPr>
+      <w:r>
+        <w:t xml:space="preserve">Surdimensionner ou sous-dimensionner les infrastructures de traitement;</w:t>
+      </w:r>
+    </w:p>
+    <w:p>
+      <w:pPr>
+        <w:pStyle w:val="Compact"/>
+        <w:numPr>
+          <w:ilvl w:val="0"/>
+          <w:numId w:val="1007"/>
+        </w:numPr>
+      </w:pPr>
+      <w:r>
+        <w:t xml:space="preserve">Rencontrer des problèmes de stabilité en raison d’une caractérisation insuffisante des structures géologiques;</w:t>
+      </w:r>
+    </w:p>
+    <w:p>
+      <w:pPr>
+        <w:pStyle w:val="Compact"/>
+        <w:numPr>
+          <w:ilvl w:val="0"/>
+          <w:numId w:val="1007"/>
+        </w:numPr>
+      </w:pPr>
+      <w:r>
+        <w:t xml:space="preserve">Accroître la dilution en raison d’une mauvaise délimitation des zones minéralisées;</w:t>
+      </w:r>
+    </w:p>
+    <w:p>
+      <w:pPr>
+        <w:pStyle w:val="Compact"/>
+        <w:numPr>
+          <w:ilvl w:val="0"/>
+          <w:numId w:val="1007"/>
+        </w:numPr>
+      </w:pPr>
+      <w:r>
+        <w:t xml:space="preserve">Gérer inadéquatement les stériles ou les rejets, avec des conséquences environnementales;</w:t>
+      </w:r>
+    </w:p>
+    <w:p>
+      <w:pPr>
+        <w:pStyle w:val="Compact"/>
+        <w:numPr>
+          <w:ilvl w:val="0"/>
+          <w:numId w:val="1007"/>
+        </w:numPr>
+      </w:pPr>
+      <w:r>
+        <w:t xml:space="preserve">Surestimer le tonnage ou la teneur en raison d’une continuité spatiale mal évaluée;</w:t>
+      </w:r>
+    </w:p>
+    <w:p>
+      <w:pPr>
+        <w:pStyle w:val="Compact"/>
+        <w:numPr>
+          <w:ilvl w:val="0"/>
+          <w:numId w:val="1007"/>
+        </w:numPr>
+      </w:pPr>
+      <w:r>
+        <w:t xml:space="preserve">Obtenir une production différente des prévisions en raison d’une variabilité sous-estimée;</w:t>
+      </w:r>
+    </w:p>
+    <w:p>
+      <w:pPr>
+        <w:pStyle w:val="Compact"/>
+        <w:numPr>
+          <w:ilvl w:val="0"/>
+          <w:numId w:val="1007"/>
+        </w:numPr>
+      </w:pPr>
+      <w:r>
+        <w:t xml:space="preserve">Rencontrer des conditions de terrain différentes de celles anticipées, notamment en matière de dureté ou de fragmentation.</w:t>
+      </w:r>
+    </w:p>
+    <w:p>
+      <w:pPr>
+        <w:pStyle w:val="FirstParagraph"/>
       </w:pPr>
       <w:r>
         <w:rPr>
@@ -3008,168 +3799,128 @@
         </w:rPr>
         <w:t xml:space="preserve">Exemples de prise de décision :</w:t>
       </w:r>
-      <w:r>
-        <w:t xml:space="preserve"> </w:t>
-      </w:r>
-      <w:r>
-        <w:t xml:space="preserve">- Déterminer la teneur de coupure d’un gisement</w:t>
-      </w:r>
-      <w:r>
-        <w:br/>
-      </w:r>
-      <w:r>
-        <w:t xml:space="preserve">- Classifier les ressources (mesurées, indiquées, inférées)</w:t>
-      </w:r>
-      <w:r>
-        <w:br/>
-      </w:r>
-      <w:r>
-        <w:t xml:space="preserve">- Choisir l’emplacement de nouveaux forages d’exploration ou intercalaire</w:t>
-      </w:r>
-      <w:r>
-        <w:br/>
-      </w:r>
-      <w:r>
-        <w:t xml:space="preserve">- Délimiter les zones de minerai et de stérile</w:t>
-      </w:r>
-      <w:r>
-        <w:br/>
-      </w:r>
-      <w:r>
-        <w:t xml:space="preserve">- Planifier les séquences d’exploitation (ordre d’extraction des blocs)</w:t>
-      </w:r>
-      <w:r>
-        <w:br/>
-      </w:r>
-      <w:r>
-        <w:t xml:space="preserve">- Définir la taille des blocs miniers (choix du support)</w:t>
-      </w:r>
-      <w:r>
-        <w:br/>
-      </w:r>
-      <w:r>
-        <w:t xml:space="preserve">- Décider de poursuivre ou non le développement d’un projet</w:t>
-      </w:r>
-      <w:r>
-        <w:br/>
-      </w:r>
-      <w:r>
-        <w:t xml:space="preserve">- Ajuster les paramètres d’exploitation (taux de récupération, dilution acceptable)</w:t>
-      </w:r>
-      <w:r>
-        <w:br/>
-      </w:r>
-      <w:r>
-        <w:t xml:space="preserve">- Prioriser certaines zones du gisement en fonction de leur incertitude</w:t>
-      </w:r>
-      <w:r>
-        <w:br/>
-      </w:r>
-      <w:r>
-        <w:t xml:space="preserve">- Adapter les stratégies en fonction de nouvelles données (mise à jour du modèle)</w:t>
-      </w:r>
-    </w:p>
-    <w:p>
-      <w:pPr>
-        <w:pStyle w:val="BodyText"/>
-      </w:pPr>
-      <w:r>
-        <w:t xml:space="preserve">La suite du chapitre aborde d’abord la quantification de l’incertitude, puis la manière dont elle se traduit en risque et influence les processus de prise de décision.</w:t>
-      </w:r>
-    </w:p>
-    <w:bookmarkEnd w:id="70"/>
-    <w:bookmarkEnd w:id="71"/>
-    <w:bookmarkStart w:id="72" w:name="retour-sur-le-modèle-de-blocs"/>
-    <w:p>
-      <w:pPr>
-        <w:pStyle w:val="Heading2"/>
-      </w:pPr>
-      <w:r>
-        <w:t xml:space="preserve">6 Retour sur le modèle de blocs</w:t>
-      </w:r>
-    </w:p>
-    <w:p>
-      <w:pPr>
-        <w:pStyle w:val="FirstParagraph"/>
-      </w:pPr>
-      <w:r>
-        <w:t xml:space="preserve">Le modèle de blocs, présenté au chapitre 1, est la représentation numérique du gisement sur laquelle s’appuient les décisions d’exploitation. Il rassemble les concepts introduits dans ce chapitre. La taille des blocs relève de l’</w:t>
-      </w:r>
-      <w:r>
-        <w:rPr>
-          <w:b/>
-          <w:bCs/>
-        </w:rPr>
-        <w:t xml:space="preserve">effet de support</w:t>
-      </w:r>
-      <w:r>
-        <w:t xml:space="preserve"> </w:t>
-      </w:r>
-      <w:r>
-        <w:t xml:space="preserve">: des blocs plus grands produisent des teneurs plus lissées et réduisent la sélectivité. La qualité des teneurs estimées relève de l’</w:t>
-      </w:r>
-      <w:r>
-        <w:rPr>
-          <w:b/>
-          <w:bCs/>
-        </w:rPr>
-        <w:t xml:space="preserve">effet d’information</w:t>
-      </w:r>
-      <w:r>
-        <w:t xml:space="preserve"> </w:t>
-      </w:r>
-      <w:r>
-        <w:t xml:space="preserve">: plus les forages sont denses et bien positionnés, plus ces teneurs sont proches de la réalité. Enfin, l’</w:t>
-      </w:r>
-      <w:r>
-        <w:rPr>
-          <w:b/>
-          <w:bCs/>
-        </w:rPr>
-        <w:t xml:space="preserve">incertitude</w:t>
-      </w:r>
-      <w:r>
-        <w:t xml:space="preserve"> </w:t>
-      </w:r>
-      <w:r>
-        <w:t xml:space="preserve">sur la teneur de chaque bloc se traduit en</w:t>
-      </w:r>
-      <w:r>
-        <w:t xml:space="preserve"> </w:t>
-      </w:r>
-      <w:r>
-        <w:rPr>
-          <w:b/>
-          <w:bCs/>
-        </w:rPr>
-        <w:t xml:space="preserve">risque</w:t>
-      </w:r>
-      <w:r>
-        <w:t xml:space="preserve"> </w:t>
-      </w:r>
-      <w:r>
-        <w:t xml:space="preserve">économique lors de l’exploitation.</w:t>
-      </w:r>
-    </w:p>
-    <w:p>
-      <w:pPr>
-        <w:pStyle w:val="BodyText"/>
-      </w:pPr>
-      <w:r>
-        <w:t xml:space="preserve">Les chapitres suivants développent les outils mathématiques qui permettent de remplir ce modèle de blocs de manière optimale : l’analyse variographique (chapitre 7), la variance de bloc (chapitre 8), le krigeage (chapitre 9) et la simulation géostatistique.</w:t>
-      </w:r>
-    </w:p>
-    <w:bookmarkEnd w:id="72"/>
-    <w:bookmarkStart w:id="73" w:name="exercices"/>
-    <w:p>
-      <w:pPr>
-        <w:pStyle w:val="Heading2"/>
-      </w:pPr>
-      <w:r>
-        <w:t xml:space="preserve">7 Exercices</w:t>
-      </w:r>
-    </w:p>
-    <w:bookmarkEnd w:id="73"/>
+    </w:p>
+    <w:p>
+      <w:pPr>
+        <w:pStyle w:val="Compact"/>
+        <w:numPr>
+          <w:ilvl w:val="0"/>
+          <w:numId w:val="1008"/>
+        </w:numPr>
+      </w:pPr>
+      <w:r>
+        <w:t xml:space="preserve">Déterminer la teneur de coupure du gisement;</w:t>
+      </w:r>
+    </w:p>
+    <w:p>
+      <w:pPr>
+        <w:pStyle w:val="Compact"/>
+        <w:numPr>
+          <w:ilvl w:val="0"/>
+          <w:numId w:val="1008"/>
+        </w:numPr>
+      </w:pPr>
+      <w:r>
+        <w:t xml:space="preserve">Classifier les ressources comme mesurées, indiquées ou présumées;</w:t>
+      </w:r>
+    </w:p>
+    <w:p>
+      <w:pPr>
+        <w:pStyle w:val="Compact"/>
+        <w:numPr>
+          <w:ilvl w:val="0"/>
+          <w:numId w:val="1008"/>
+        </w:numPr>
+      </w:pPr>
+      <w:r>
+        <w:t xml:space="preserve">Choisir l’emplacement de nouveaux forages d’exploration ou intercalaires;</w:t>
+      </w:r>
+    </w:p>
+    <w:p>
+      <w:pPr>
+        <w:pStyle w:val="Compact"/>
+        <w:numPr>
+          <w:ilvl w:val="0"/>
+          <w:numId w:val="1008"/>
+        </w:numPr>
+      </w:pPr>
+      <w:r>
+        <w:t xml:space="preserve">Délimiter les zones de minerai et de stérile;</w:t>
+      </w:r>
+    </w:p>
+    <w:p>
+      <w:pPr>
+        <w:pStyle w:val="Compact"/>
+        <w:numPr>
+          <w:ilvl w:val="0"/>
+          <w:numId w:val="1008"/>
+        </w:numPr>
+      </w:pPr>
+      <w:r>
+        <w:t xml:space="preserve">Planifier la séquence d’extraction des blocs;</w:t>
+      </w:r>
+    </w:p>
+    <w:p>
+      <w:pPr>
+        <w:pStyle w:val="Compact"/>
+        <w:numPr>
+          <w:ilvl w:val="0"/>
+          <w:numId w:val="1008"/>
+        </w:numPr>
+      </w:pPr>
+      <w:r>
+        <w:t xml:space="preserve">Définir le support d’estimation et l’unité de sélection minière;</w:t>
+      </w:r>
+    </w:p>
+    <w:p>
+      <w:pPr>
+        <w:pStyle w:val="Compact"/>
+        <w:numPr>
+          <w:ilvl w:val="0"/>
+          <w:numId w:val="1008"/>
+        </w:numPr>
+      </w:pPr>
+      <w:r>
+        <w:t xml:space="preserve">Décider de poursuivre, de modifier ou d’interrompre le développement d’un projet;</w:t>
+      </w:r>
+    </w:p>
+    <w:p>
+      <w:pPr>
+        <w:pStyle w:val="Compact"/>
+        <w:numPr>
+          <w:ilvl w:val="0"/>
+          <w:numId w:val="1008"/>
+        </w:numPr>
+      </w:pPr>
+      <w:r>
+        <w:t xml:space="preserve">Définir les hypothèses de dilution, de pertes minières et de récupération;</w:t>
+      </w:r>
+    </w:p>
+    <w:p>
+      <w:pPr>
+        <w:pStyle w:val="Compact"/>
+        <w:numPr>
+          <w:ilvl w:val="0"/>
+          <w:numId w:val="1008"/>
+        </w:numPr>
+      </w:pPr>
+      <w:r>
+        <w:t xml:space="preserve">Prioriser certaines zones du gisement selon leur valeur et leur niveau d’incertitude;</w:t>
+      </w:r>
+    </w:p>
+    <w:p>
+      <w:pPr>
+        <w:pStyle w:val="Compact"/>
+        <w:numPr>
+          <w:ilvl w:val="0"/>
+          <w:numId w:val="1008"/>
+        </w:numPr>
+      </w:pPr>
+      <w:r>
+        <w:t xml:space="preserve">Mettre à jour le modèle et adapter la stratégie d’exploitation à mesure que de nouvelles données deviennent disponibles.</w:t>
+      </w:r>
+    </w:p>
+    <w:bookmarkEnd w:id="90"/>
     <w:sectPr>
       <w:footnotePr>
         <w:numRestart w:val="eachSect"/>
@@ -3214,11 +3965,11 @@
         <w:t xml:space="preserve"> </w:t>
       </w:r>
       <w:r>
-        <w:t xml:space="preserve">La géostatistique s’applique également à l’analyse et à la modélisation de séries temporelles. Dans ce cas, la variable d’intérêt peut, par exemple, représenter la teneur du minerai alimentant un concentrateur au fil du temps. L’objectif devient alors d’étudier la variabilité temporelle de cette teneur afin d’optimiser les procédés de traitement et d’extraction.</w:t>
+        <w:t xml:space="preserve">La géostatistique s’applique également aux séries temporelles. La variable régionalisée peut alors représenter, par exemple, la teneur du minerai alimentant un concentrateur au fil du temps, dont on étudie la variabilité afin d’optimiser le traitement chimique au concentrateur.</w:t>
       </w:r>
     </w:p>
   </w:footnote>
-  <w:footnote w:id="31">
+  <w:footnote w:id="46">
     <w:p>
       <w:pPr>
         <w:pStyle w:val="FootnoteText"/>
@@ -3233,11 +3984,11 @@
         <w:t xml:space="preserve"> </w:t>
       </w:r>
       <w:r>
-        <w:t xml:space="preserve">La discipline permet également l’estimation, la simulation et la modélisation conjointe de plusieurs variables régionalisées, ce que l’on appelle un cas multivarié.</w:t>
+        <w:t xml:space="preserve">La discipline permet aussi l’estimation, la simulation et la modélisation conjointe de plusieurs variables régionalisées : c’est le cas multivarié.</w:t>
       </w:r>
     </w:p>
   </w:footnote>
-  <w:footnote w:id="51">
+  <w:footnote w:id="63">
     <w:p>
       <w:pPr>
         <w:pStyle w:val="FootnoteText"/>
@@ -3252,7 +4003,7 @@
         <w:t xml:space="preserve"> </w:t>
       </w:r>
       <w:r>
-        <w:t xml:space="preserve">Cette idée est souvent résumée par la relation de Krige :</w:t>
+        <w:t xml:space="preserve">Cette propriété peut être exprimée par la relation de Krige :</w:t>
       </w:r>
       <w:r>
         <w:t xml:space="preserve"> </w:t>
@@ -3374,7 +4125,18 @@
         </m:d>
       </m:oMath>
       <w:r>
-        <w:t xml:space="preserve">. Elle indique que la variabilité observée à petite échelle peut être séparée entre la variabilité à l’intérieur des blocs et la variabilité entre les blocs. Lorsque le support</w:t>
+        <w:t xml:space="preserve">, où</w:t>
+      </w:r>
+      <w:r>
+        <w:t xml:space="preserve"> </w:t>
+      </w:r>
+      <m:oMath>
+        <m:r>
+          <m:t>v</m:t>
+        </m:r>
+      </m:oMath>
+      <w:r>
+        <w:t xml:space="preserve">,</w:t>
       </w:r>
       <w:r>
         <w:t xml:space="preserve"> </w:t>
@@ -3388,26 +4150,35 @@
         <w:t xml:space="preserve"> </w:t>
       </w:r>
       <w:r>
-        <w:t xml:space="preserve">devient plus grand, les blocs sont plus lissés et la variance entre eux diminue. Nous reviendrons sur cette relation au chapitre 8.</w:t>
-      </w:r>
-    </w:p>
-  </w:footnote>
-  <w:footnote w:id="54">
-    <w:p>
-      <w:pPr>
-        <w:pStyle w:val="FootnoteText"/>
-      </w:pPr>
-      <w:r>
-        <w:rPr>
-          <w:rStyle w:val="FootnoteReference"/>
-        </w:rPr>
-        <w:footnoteRef/>
+        <w:t xml:space="preserve">et</w:t>
       </w:r>
       <w:r>
         <w:t xml:space="preserve"> </w:t>
       </w:r>
-      <w:r>
-        <w:t xml:space="preserve">Selon les statistiques de 2023, le coût moyen est de 279,74 $/m pour les forages d’exploration et de mise en valeur hors site minier, de 159,08 $/m pour les forages d’exploration et de mise en valeur sur site minier, et de 154,84 $/m pour les forages d’exploitation minière sur site. Les montants pour les forages hors site minier sont en constante augmentation depuis les 25 dernières années. Ces statistiques sont disponibles sur le site de Statistique Québec.</w:t>
+      <m:oMath>
+        <m:r>
+          <m:t>G</m:t>
+        </m:r>
+      </m:oMath>
+      <w:r>
+        <w:t xml:space="preserve"> </w:t>
+      </w:r>
+      <w:r>
+        <w:t xml:space="preserve">représentent des supports ou des domaines emboîtés. La variabilité à l’échelle fine peut ainsi être décomposée entre la variabilité à l’intérieur des blocs et celle entre les blocs. Lorsque le support</w:t>
+      </w:r>
+      <w:r>
+        <w:t xml:space="preserve"> </w:t>
+      </w:r>
+      <m:oMath>
+        <m:r>
+          <m:t>V</m:t>
+        </m:r>
+      </m:oMath>
+      <w:r>
+        <w:t xml:space="preserve"> </w:t>
+      </w:r>
+      <w:r>
+        <w:t xml:space="preserve">augmente, la moyenne effectuée à l’intérieur des blocs réduit généralement leur variance. Cette relation sera approfondie au chapitre 8.</w:t>
       </w:r>
     </w:p>
   </w:footnote>
@@ -3608,6 +4379,18 @@
     <w:abstractNumId w:val="991"/>
   </w:num>
   <w:num w:numId="1004">
+    <w:abstractNumId w:val="991"/>
+  </w:num>
+  <w:num w:numId="1005">
+    <w:abstractNumId w:val="991"/>
+  </w:num>
+  <w:num w:numId="1006">
+    <w:abstractNumId w:val="991"/>
+  </w:num>
+  <w:num w:numId="1007">
+    <w:abstractNumId w:val="991"/>
+  </w:num>
+  <w:num w:numId="1008">
     <w:abstractNumId w:val="991"/>
   </w:num>
 </w:numbering>

--- a/docs/exports/C06/C06_Effets.docx
+++ b/docs/exports/C06/C06_Effets.docx
@@ -270,7 +270,7 @@
         <w:pStyle w:val="Heading3"/>
       </w:pPr>
       <w:r>
-        <w:t xml:space="preserve">1.1 Variable régionalisée et dépendance spatiale</w:t>
+        <w:t xml:space="preserve">Variable régionalisée et dépendance spatiale</w:t>
       </w:r>
     </w:p>
     <w:p>
@@ -893,7 +893,7 @@
         <w:pStyle w:val="Heading3"/>
       </w:pPr>
       <w:r>
-        <w:t xml:space="preserve">1.2 Fonction aléatoire</w:t>
+        <w:t xml:space="preserve">Fonction aléatoire</w:t>
       </w:r>
     </w:p>
     <w:p>
@@ -1489,7 +1489,7 @@
         <w:pStyle w:val="Heading3"/>
       </w:pPr>
       <w:r>
-        <w:t xml:space="preserve">1.3 Applications</w:t>
+        <w:t xml:space="preserve">Applications</w:t>
       </w:r>
     </w:p>
     <w:p>
@@ -1523,7 +1523,7 @@
         <w:pStyle w:val="Heading3"/>
       </w:pPr>
       <w:r>
-        <w:t xml:space="preserve">1.4 Origines : effet de support et effet d’information</w:t>
+        <w:t xml:space="preserve">Origines : effet de support et effet d’information</w:t>
       </w:r>
     </w:p>
     <w:p>
@@ -2559,7 +2559,7 @@
         <w:pStyle w:val="Heading3"/>
       </w:pPr>
       <w:r>
-        <w:t xml:space="preserve">3.1 Information limitée, erreurs et biais</w:t>
+        <w:t xml:space="preserve">Information limitée, erreurs et biais</w:t>
       </w:r>
     </w:p>
     <w:p>
@@ -2751,7 +2751,7 @@
         <w:pStyle w:val="Heading3"/>
       </w:pPr>
       <w:r>
-        <w:t xml:space="preserve">3.2 Erreurs de classification</w:t>
+        <w:t xml:space="preserve">Erreurs de classification</w:t>
       </w:r>
     </w:p>
     <w:p>
